--- a/paper/In-Person Socialization, Social Isolation, and Volunteering Across Five Generational Cohorts.docx
+++ b/paper/In-Person Socialization, Social Isolation, and Volunteering Across Five Generational Cohorts.docx
@@ -174,10 +174,10 @@
           <w:rFonts w:ascii="Times New Roman" w:hAnsi="Times New Roman" w:cs="Times New Roman"/>
           <w:b w:val="0"/>
           <w:i w:val="0"/>
-          <w:color w:val="FF0000"/>
-          <w:sz w:val="24"/>
-        </w:rPr>
-        <w:t>ceiling effect</w:t>
+          <w:color w:val="0000FF"/>
+          <w:sz w:val="24"/>
+        </w:rPr>
+        <w:t>plateau</w:t>
       </w:r>
       <w:r>
         <w:rPr>
@@ -186,7 +186,26 @@
           <w:i w:val="0"/>
           <w:sz w:val="24"/>
         </w:rPr>
-        <w:t xml:space="preserve"> absent in older cohorts. These patterns predate COVID-19 and persist unchanged, establishing them as cohort characteristics. Education amplifies the socialization–volunteering gradient, but neither employment nor civic social media use alters the generational pattern. Over half of Gen Z occupies civic engagement profiles defined by social isolation. Findings suggest that declining youth volunteering reflects social disconnection rather than weakened civic motivation, with implications for low-threshold volunteer recruitment.</w:t>
+        <w:t xml:space="preserve"> absent in older cohorts. These patterns predate COVID-19 and persist unchanged, </w:t>
+      </w:r>
+      <w:r>
+        <w:rPr>
+          <w:rFonts w:ascii="Times New Roman" w:hAnsi="Times New Roman" w:cs="Times New Roman"/>
+          <w:b w:val="0"/>
+          <w:i w:val="0"/>
+          <w:color w:val="0000FF"/>
+          <w:sz w:val="24"/>
+        </w:rPr>
+        <w:t>consistent with cohort-level interpretations</w:t>
+      </w:r>
+      <w:r>
+        <w:rPr>
+          <w:rFonts w:ascii="Times New Roman" w:hAnsi="Times New Roman" w:cs="Times New Roman"/>
+          <w:b w:val="0"/>
+          <w:i w:val="0"/>
+          <w:sz w:val="24"/>
+        </w:rPr>
+        <w:t>. Education amplifies the socialization–volunteering gradient, but neither employment nor civic social media use alters the generational pattern. Over half of Gen Z occupies civic engagement profiles defined by social isolation. Findings suggest that declining youth volunteering reflects social disconnection rather than weakened civic motivation, with implications for low-threshold volunteer recruitment.</w:t>
       </w:r>
     </w:p>
     <w:p>
@@ -355,10 +374,10 @@
           <w:rFonts w:ascii="Times New Roman" w:hAnsi="Times New Roman" w:cs="Times New Roman"/>
           <w:b w:val="0"/>
           <w:i w:val="0"/>
-          <w:color w:val="FF0000"/>
-          <w:sz w:val="24"/>
-        </w:rPr>
-        <w:t>Volunteering in the United States has declined not because opportunities are scarce, but because fewer individuals connect to them.</w:t>
+          <w:color w:val="0000FF"/>
+          <w:sz w:val="24"/>
+        </w:rPr>
+        <w:t>Volunteering in the United States has declined alongside declining social connection; evidence suggests recruitment pathways, rather than opportunity scarcity, may account for much of the change.</w:t>
       </w:r>
       <w:r>
         <w:rPr>
@@ -450,10 +469,10 @@
           <w:rFonts w:ascii="Times New Roman" w:hAnsi="Times New Roman" w:cs="Times New Roman"/>
           <w:b w:val="0"/>
           <w:i w:val="0"/>
-          <w:color w:val="FF0000"/>
-          <w:sz w:val="24"/>
-        </w:rPr>
-        <w:t>Although organizations expanded their volunteer infrastructure, participation continued to decrease. These patterns demonstrate that weakened social recruitment mechanisms, not insufficient opportunities, drive the decline in volunteering.</w:t>
+          <w:color w:val="0000FF"/>
+          <w:sz w:val="24"/>
+        </w:rPr>
+        <w:t>Although organizations expanded their volunteer infrastructure, participation continued to decrease. These patterns are more consistent with weakened social recruitment mechanisms than with insufficient opportunities, though cross-sectional comparisons cannot confirm directionality.</w:t>
       </w:r>
     </w:p>
     <w:p>
@@ -488,17 +507,7 @@
           <w:i w:val="0"/>
           <w:sz w:val="24"/>
         </w:rPr>
-        <w:t xml:space="preserve">. If social interaction drives civic recruitment, as both social capital theory (Putnam, 2000) and the civic voluntarism model (Verba et al., 1995) suggest, then generational declines in face-to-face socialization may be associated with lower volunteering rates in ways that existing interventions fail to address. </w:t>
-      </w:r>
-      <w:r>
-        <w:rPr>
-          <w:rFonts w:ascii="Times New Roman" w:hAnsi="Times New Roman" w:cs="Times New Roman"/>
-          <w:b w:val="0"/>
-          <w:i w:val="0"/>
-          <w:color w:val="FF0000"/>
-          <w:sz w:val="24"/>
-        </w:rPr>
-        <w:t>The pathway from socialization to volunteering operates through concrete, everyday interactions. Individuals encounter opportunities when acquaintances mention local needs at community events, coworkers invite them to participate in activities such as park cleanups, or neighbors encourage them to participate in fundraising efforts. These routine, low-threshold interactions historically facilitated civic engagement, and they rely on physical co-presence.</w:t>
+        <w:t>. If social interaction drives civic recruitment, as both social capital theory (Putnam, 2000) and the civic voluntarism model (Verba et al., 1995) suggest, then generational declines in face-to-face socialization may be associated with lower volunteering rates in ways that existing interventions fail to address. &lt;blue&gt;Social capital theory proposes that the association between socialization and volunteering operates through concrete, everyday interactions. Individuals encounter opportunities when acquaintances mention local needs at community events, coworkers invite them to participate in activities such as park cleanups, or neighbors encourage them to participate in fundraising efforts. These routine, low-threshold interactions historically facilitated civic engagement, and they rely on physical co-presence.&lt;/red&gt;</w:t>
       </w:r>
     </w:p>
     <w:p>
@@ -736,17 +745,17 @@
           <w:i w:val="0"/>
           <w:sz w:val="24"/>
         </w:rPr>
-        <w:t xml:space="preserve">Why does face-to-face contact predict civic engagement? Social capital theory and the civic voluntarism model offer complementary answers. Putnam (2000) defined social capital as the networks, norms, and trust that enable coordination and cooperation among individuals. In his framework, face-to-face social interaction is more than a correlate of civic engagement; it is a generative mechanism. Repeated contact builds trust and reciprocity norms </w:t>
+        <w:t xml:space="preserve">Why does face-to-face contact predict civic engagement? Social capital theory and the civic voluntarism model offer complementary answers. Putnam (2000) defined social capital as the networks, norms, and trust that enable coordination and cooperation among individuals. In his framework, face-to-face social interaction is more than a correlate of civic engagement; it is a generative mechanism. </w:t>
       </w:r>
       <w:r>
         <w:rPr>
           <w:rFonts w:ascii="Times New Roman" w:hAnsi="Times New Roman" w:cs="Times New Roman"/>
           <w:b w:val="0"/>
           <w:i w:val="0"/>
-          <w:color w:val="FF0000"/>
-          <w:sz w:val="24"/>
-        </w:rPr>
-        <w:t>lowering</w:t>
+          <w:color w:val="0000FF"/>
+          <w:sz w:val="24"/>
+        </w:rPr>
+        <w:t>Putnam argues that repeated contact builds trust and reciprocity norms,</w:t>
       </w:r>
       <w:r>
         <w:rPr>
@@ -755,7 +764,7 @@
           <w:i w:val="0"/>
           <w:sz w:val="24"/>
         </w:rPr>
-        <w:t xml:space="preserve"> the costs of collective action. Granovetter's (1973) weak ties theory extends this insight by arguing that peripheral social contacts (acquaintances encountered through occasional socialization) serve as bridges to new information and opportunities, including awareness of volunteer organizations and direct recruitment appeals. The mechanism is as much motivational as informational: a personal request to volunteer from someone known face-to-face carries social weight that an impersonal announcement, whether posted on a bulletin board or shared on social media, does not. The CVM identifies such direct requests as the most proximate predictor of volunteering participation (Brady et al., 1995). </w:t>
+        <w:t xml:space="preserve"> lowering the costs of collective action. Granovetter's (1973) weak ties theory extends this insight by arguing that peripheral social contacts (acquaintances encountered through occasional socialization) serve as bridges to new information and opportunities, including awareness of volunteer organizations and direct recruitment appeals. The mechanism is as much motivational as informational: a personal request to volunteer from someone known face-to-face carries social weight that an impersonal announcement, whether posted on a bulletin board or shared on social media, does not. The CVM identifies such direct requests as the most proximate predictor of volunteering participation (Brady et al., 1995). </w:t>
       </w:r>
       <w:r>
         <w:rPr>
@@ -807,6 +816,63 @@
     <w:p>
       <w:pPr>
         <w:spacing w:before="0" w:after="0" w:lineRule="auto" w:line="480"/>
+        <w:ind w:firstLine="720"/>
+        <w:jc w:val="left"/>
+      </w:pPr>
+      <w:r>
+        <w:rPr>
+          <w:rFonts w:ascii="Times New Roman" w:hAnsi="Times New Roman" w:cs="Times New Roman"/>
+          <w:b w:val="0"/>
+          <w:i w:val="0"/>
+          <w:color w:val="0000FF"/>
+          <w:sz w:val="24"/>
+        </w:rPr>
+        <w:t xml:space="preserve">Putnam (2000) distinguished between two forms of social capital with different civic consequences. </w:t>
+      </w:r>
+      <w:r>
+        <w:rPr>
+          <w:rFonts w:ascii="Times New Roman" w:hAnsi="Times New Roman" w:cs="Times New Roman"/>
+          <w:b w:val="0"/>
+          <w:i/>
+          <w:color w:val="0000FF"/>
+          <w:sz w:val="24"/>
+        </w:rPr>
+        <w:t>Bonding capital</w:t>
+      </w:r>
+      <w:r>
+        <w:rPr>
+          <w:rFonts w:ascii="Times New Roman" w:hAnsi="Times New Roman" w:cs="Times New Roman"/>
+          <w:b w:val="0"/>
+          <w:i w:val="0"/>
+          <w:color w:val="0000FF"/>
+          <w:sz w:val="24"/>
+        </w:rPr>
+        <w:t xml:space="preserve"> describes ties among homogeneous groups (e.g., peer-group socializing among close friends), which reinforce in-group solidarity but limit exposure to new information and recruitment opportunities. </w:t>
+      </w:r>
+      <w:r>
+        <w:rPr>
+          <w:rFonts w:ascii="Times New Roman" w:hAnsi="Times New Roman" w:cs="Times New Roman"/>
+          <w:b w:val="0"/>
+          <w:i/>
+          <w:color w:val="0000FF"/>
+          <w:sz w:val="24"/>
+        </w:rPr>
+        <w:t>Bridging capital</w:t>
+      </w:r>
+      <w:r>
+        <w:rPr>
+          <w:rFonts w:ascii="Times New Roman" w:hAnsi="Times New Roman" w:cs="Times New Roman"/>
+          <w:b w:val="0"/>
+          <w:i w:val="0"/>
+          <w:color w:val="0000FF"/>
+          <w:sz w:val="24"/>
+        </w:rPr>
+        <w:t xml:space="preserve"> describes cross-cutting ties that connect individuals to diverse networks and community institutions, creating the weak-tie pathways through which civic recruitment occurs (Granovetter, 1973). This distinction predicts that socialization occurring in institutionally diverse settings (workplaces, religious congregations, community organizations) will be more strongly associated with volunteering than socialization in informal, peer-group contexts, regardless of frequency.</w:t>
+      </w:r>
+    </w:p>
+    <w:p>
+      <w:pPr>
+        <w:spacing w:before="0" w:after="0" w:lineRule="auto" w:line="480"/>
         <w:jc w:val="left"/>
       </w:pPr>
       <w:r>
@@ -842,7 +908,17 @@
           <w:i w:val="0"/>
           <w:sz w:val="24"/>
         </w:rPr>
-        <w:t xml:space="preserve"> Twenge et al. (2019) documented that in-person social interaction among U.S. adolescents declined by approximately 30% between 2003 and 2017, a trend driven primarily by the displacement of face-to-face contact by digital communication. By 2017, the average American teenager spent more than six hours per day on screen-based media; time spent with friends in person dropped to its lowest level since measurement began (Twenge, 2017). Twenge termed the post-1995 birth cohort "iGen" and documented widespread increases in loneliness, social isolation, and mental health challenges that emerged before, not as a consequence of, the COVID-19 pandemic. The result is a generation that came of age in an environment where social connection increasingly occurs through screens rather than in the shared physical spaces (Oldenburg's [1999] "third places") that historically served as incubators for civic recruitment.</w:t>
+        <w:t xml:space="preserve"> Twenge et al. (2019) documented that in-person social interaction among U.S. adolescents declined by approximately 30% between 2003 and 2017, a trend driven primarily by the displacement of face-to-face contact by digital communication. By 2017, the average American teenager spent more than six hours per day on screen-based media; time spent with friends in person dropped to its lowest level since measurement began (Twenge, 2017). Twenge termed the post-1995 birth cohort "iGen" and documented widespread increases in loneliness, social isolation, and mental health challenges that emerged before, not as a consequence of, the COVID-19 pandemic. The result is a generation that came of age in an environment where social connection increasingly occurs through screens rather than in the shared physical spaces (Oldenburg's [1999] "third places") that historically served as incubators for civic recruitment. </w:t>
+      </w:r>
+      <w:r>
+        <w:rPr>
+          <w:rFonts w:ascii="Times New Roman" w:hAnsi="Times New Roman" w:cs="Times New Roman"/>
+          <w:b w:val="0"/>
+          <w:i w:val="0"/>
+          <w:color w:val="0000FF"/>
+          <w:sz w:val="24"/>
+        </w:rPr>
+        <w:t>Klinenberg (2018) extended this argument through the concept of "social infrastructure," the physical spaces, institutions, and organizational settings that shape opportunities for face-to-face interaction; when social infrastructure declines, the casual encounters that facilitate civic recruitment become less frequent regardless of individual motivation.</w:t>
       </w:r>
     </w:p>
     <w:p>
@@ -922,17 +998,17 @@
           <w:i w:val="0"/>
           <w:sz w:val="24"/>
         </w:rPr>
-        <w:t xml:space="preserve">Together, these perspectives generate competing predictions about the relationship between social isolation and volunteering across generations. If social capital theory is correct that face-to-face interaction is the primary mechanism through which civic recruitment occurs, then the dramatic decline in in-person socialization among Gen Z should correspondingly </w:t>
+        <w:t xml:space="preserve">Together, these perspectives generate competing predictions about the relationship between social isolation and volunteering across generations. If social capital theory is correct that face-to-face interaction is the primary mechanism through which civic recruitment occurs, then the dramatic decline in in-person socialization among Gen Z </w:t>
       </w:r>
       <w:r>
         <w:rPr>
           <w:rFonts w:ascii="Times New Roman" w:hAnsi="Times New Roman" w:cs="Times New Roman"/>
           <w:b w:val="0"/>
           <w:i w:val="0"/>
-          <w:color w:val="FF0000"/>
-          <w:sz w:val="24"/>
-        </w:rPr>
-        <w:t>reduce</w:t>
+          <w:color w:val="0000FF"/>
+          <w:sz w:val="24"/>
+        </w:rPr>
+        <w:t>should be associated with lower</w:t>
       </w:r>
       <w:r>
         <w:rPr>
@@ -991,7 +1067,17 @@
           <w:i w:val="0"/>
           <w:sz w:val="24"/>
         </w:rPr>
-        <w:t xml:space="preserve"> CPS-CEV data consistently show that Gen Z reports the highest rates of minimal socialization, making this cohort a critical test case for whether online interaction can substitute for face-to-face contact in generating civic engagement. Generation is operationalized as a moderating variable because generational membership captures shared formative experiences that shape how individuals relate to civic institutions (Hooghe, 2012; Kelle et al., 2025).</w:t>
+        <w:t xml:space="preserve"> CPS-CEV data consistently show that Gen Z reports the highest rates of minimal socialization, making this cohort a critical test case for whether online interaction can substitute for face-to-face contact in generating civic engagement. Generation is operationalized as a moderating variable because generational membership captures shared formative experiences that shape how individuals relate to civic institutions (Hooghe, 2012; Kelle et al., 2025). </w:t>
+      </w:r>
+      <w:r>
+        <w:rPr>
+          <w:rFonts w:ascii="Times New Roman" w:hAnsi="Times New Roman" w:cs="Times New Roman"/>
+          <w:b w:val="0"/>
+          <w:i w:val="0"/>
+          <w:color w:val="0000FF"/>
+          <w:sz w:val="24"/>
+        </w:rPr>
+        <w:t>If Gen Z's in-person socialization occurs predominantly in peer-group settings that lack ties to community-based organizations (Twenge, 2017), then social capital theory predicts that the marginal civic return of additional socialization should diminish more rapidly for Gen Z than for cohorts whose social contact is institutionally anchored, generating a testable prediction: the socialization-volunteering gradient for Gen Z should plateau at moderate contact levels.</w:t>
       </w:r>
     </w:p>
     <w:p>
@@ -1022,7 +1108,17 @@
           <w:i w:val="0"/>
           <w:sz w:val="24"/>
         </w:rPr>
-        <w:t>Education and employment are primary resource predictors of civic engagement in the CVM framework (Verba et al., 1995; Wilson, 2012). However, whether these pathways operate with equal strength across generational cohorts has received limited attention. The resource model implicitly assumes that education and employment generate social contacts that serve as recruitment channels, an assumption that may be less reliable for Gen Z, whose social connections increasingly occur through digital rather than institutional channels (Schlozman et al., 2012; Musick &amp; Wilson, 2008).</w:t>
+        <w:t xml:space="preserve">Education and employment are primary resource predictors of civic engagement in the CVM framework (Verba et al., 1995; Wilson, 2012). However, whether these pathways operate with equal strength across generational cohorts has received limited attention. The resource model implicitly assumes that education and employment generate social contacts that serve as recruitment channels, an assumption that may be less reliable for Gen Z, whose social connections increasingly occur through digital rather than institutional channels (Schlozman et al., 2012; Musick &amp; Wilson, 2008). </w:t>
+      </w:r>
+      <w:r>
+        <w:rPr>
+          <w:rFonts w:ascii="Times New Roman" w:hAnsi="Times New Roman" w:cs="Times New Roman"/>
+          <w:b w:val="0"/>
+          <w:i w:val="0"/>
+          <w:color w:val="0000FF"/>
+          <w:sz w:val="24"/>
+        </w:rPr>
+        <w:t>We hypothesize that education moderates the socialization-volunteering association because higher education provides access to organizationally diverse networks (alumni associations, professional groups, campus organizations) that amplify the civic recruitment potential of existing social contacts.</w:t>
       </w:r>
     </w:p>
     <w:p>
@@ -1100,34 +1196,6 @@
         </w:rPr>
         <w:t>We term this predicted pattern the "First Step Effect": the hypothesis that the transition from complete social isolation to even minimal in-person contact will be associated with a disproportionately large increase in volunteering probability, exceeding the marginal gains from subsequent increases in socialization frequency.</w:t>
       </w:r>
-      <w:r>
-        <w:rPr>
-          <w:rFonts w:ascii="Times New Roman" w:hAnsi="Times New Roman" w:cs="Times New Roman"/>
-          <w:b w:val="0"/>
-          <w:i w:val="0"/>
-          <w:sz w:val="24"/>
-        </w:rPr>
-        <w:t xml:space="preserve"> </w:t>
-      </w:r>
-      <w:r>
-        <w:rPr>
-          <w:rFonts w:ascii="Times New Roman" w:hAnsi="Times New Roman" w:cs="Times New Roman"/>
-          <w:b w:val="0"/>
-          <w:i w:val="0"/>
-          <w:color w:val="FF0000"/>
-          <w:sz w:val="24"/>
-        </w:rPr>
-        <w:t>This is</w:t>
-      </w:r>
-      <w:r>
-        <w:rPr>
-          <w:rFonts w:ascii="Times New Roman" w:hAnsi="Times New Roman" w:cs="Times New Roman"/>
-          <w:b w:val="0"/>
-          <w:i w:val="0"/>
-          <w:sz w:val="24"/>
-        </w:rPr>
-        <w:t xml:space="preserve"> the "First Step Effect" hypothesis tested in this study.</w:t>
-      </w:r>
     </w:p>
     <w:p>
       <w:pPr>
@@ -1202,10 +1270,10 @@
           <w:rFonts w:ascii="Times New Roman" w:hAnsi="Times New Roman" w:cs="Times New Roman"/>
           <w:b w:val="0"/>
           <w:i w:val="0"/>
-          <w:color w:val="FF0000"/>
-          <w:sz w:val="24"/>
-        </w:rPr>
-        <w:t>and strengthen inference</w:t>
+          <w:color w:val="0000FF"/>
+          <w:sz w:val="24"/>
+        </w:rPr>
+        <w:t>and strengthen interpretive confidence</w:t>
       </w:r>
       <w:r>
         <w:rPr>
@@ -1645,7 +1713,7 @@
           <w:color w:val="FF0000"/>
           <w:sz w:val="24"/>
         </w:rPr>
-        <w:t>in-person socialization, organizational membership, and charitable donation</w:t>
+        <w:t>&lt;blue&gt;discussing civic topics,&lt;/blue&gt; in-person socialization, organizational membership, and charitable donation</w:t>
       </w:r>
       <w:r>
         <w:rPr>
@@ -1917,7 +1985,7 @@
           <w:i w:val="0"/>
           <w:sz w:val="24"/>
         </w:rPr>
-        <w:t>In-person socialization frequency was measured using CESOCIALIZE, which asks respondents how often they "got together socially with friends, relatives, or neighbors" in the past 12 months. Response options range from 1 = "Not at all" to 6 = "Basically every day." For logistic regression, socialization is entered as a factor variable with "Not at all" as the reference category, allowing estimation of nonlinear threshold effects at each transition. For the GBM analysis, it is entered as a continuous ordinal predictor.</w:t>
+        <w:t>In-person socialization frequency was measured using CESOCIALIZE, which asks respondents how often they "got together socially with friends, relatives, or neighbors" in the past 12 months. Response options range from 1 = "Not at all" to 6 = "Basically every day." For logistic regression, socialization is entered as a factor variable with "Not at all" as the reference category, allowing estimation of nonlinear threshold effects at each transition.</w:t>
       </w:r>
     </w:p>
     <w:p>
@@ -2156,7 +2224,26 @@
           <w:i w:val="0"/>
           <w:sz w:val="24"/>
         </w:rPr>
-        <w:t xml:space="preserve"> (CEPOLCONV) and frequency of in-person social contact (CESOCIALIZE). The sixth, organizational membership (VLMEMBERN), is a count of the number of organizations to which the respondent belongs (respondents reporting no membership via VLMEMBER were coded as 0).</w:t>
+        <w:t xml:space="preserve"> (CEPOLCONV</w:t>
+      </w:r>
+      <w:r>
+        <w:rPr>
+          <w:rFonts w:ascii="Times New Roman" w:hAnsi="Times New Roman" w:cs="Times New Roman"/>
+          <w:b w:val="0"/>
+          <w:i w:val="0"/>
+          <w:color w:val="0000FF"/>
+          <w:sz w:val="24"/>
+        </w:rPr>
+        <w:t>; the CEPOLCONV item captures politically oriented discussion, but we use "civic topics" for consistency with the study's framing</w:t>
+      </w:r>
+      <w:r>
+        <w:rPr>
+          <w:rFonts w:ascii="Times New Roman" w:hAnsi="Times New Roman" w:cs="Times New Roman"/>
+          <w:b w:val="0"/>
+          <w:i w:val="0"/>
+          <w:sz w:val="24"/>
+        </w:rPr>
+        <w:t>) and frequency of in-person social contact (CESOCIALIZE). The sixth, organizational membership (VLMEMBERN), is a count of the number of organizations to which the respondent belongs (respondents reporting no membership via VLMEMBER were coded as 0).</w:t>
       </w:r>
     </w:p>
     <w:p>
@@ -2203,7 +2290,26 @@
           <w:i w:val="0"/>
           <w:sz w:val="24"/>
         </w:rPr>
-        <w:t>Models controlled for age (continuous), sex (female = 1), race/ethnicity (White non-Hispanic [reference], Black non-Hispanic, Hispanic, Asian non-Hispanic, other), marital status (married = 1), family income (log-transformed midpoint), metropolitan status (metro = 1), and Census region (Northeast, Midwest, South, West [reference]). In Models 1-4, the post-COVID indicator also serves as a control; in Model 5, it is the focal moderator.</w:t>
+        <w:t>Models controlled for age (continuous), sex (female = 1), race/ethnicity (</w:t>
+      </w:r>
+      <w:r>
+        <w:rPr>
+          <w:rFonts w:ascii="Times New Roman" w:hAnsi="Times New Roman" w:cs="Times New Roman"/>
+          <w:b w:val="0"/>
+          <w:i w:val="0"/>
+          <w:color w:val="0000FF"/>
+          <w:sz w:val="24"/>
+        </w:rPr>
+        <w:t>Asian non-Hispanic [reference]</w:t>
+      </w:r>
+      <w:r>
+        <w:rPr>
+          <w:rFonts w:ascii="Times New Roman" w:hAnsi="Times New Roman" w:cs="Times New Roman"/>
+          <w:b w:val="0"/>
+          <w:i w:val="0"/>
+          <w:sz w:val="24"/>
+        </w:rPr>
+        <w:t>, White non-Hispanic, Black non-Hispanic, Hispanic, other), marital status (married = 1), family income (log-transformed midpoint), metropolitan status (metro = 1), and Census region (Northeast, Midwest, South, West [reference]). In Models 1-4, the post-COVID indicator also serves as a control; in Model 5, it is the focal moderator.</w:t>
       </w:r>
     </w:p>
     <w:p>
@@ -2277,6 +2383,25 @@
         </w:rPr>
         <w:t>during the pandemic.</w:t>
       </w:r>
+      <w:r>
+        <w:rPr>
+          <w:rFonts w:ascii="Times New Roman" w:hAnsi="Times New Roman" w:cs="Times New Roman"/>
+          <w:b w:val="0"/>
+          <w:i w:val="0"/>
+          <w:sz w:val="24"/>
+        </w:rPr>
+        <w:t xml:space="preserve"> </w:t>
+      </w:r>
+      <w:r>
+        <w:rPr>
+          <w:rFonts w:ascii="Times New Roman" w:hAnsi="Times New Roman" w:cs="Times New Roman"/>
+          <w:b w:val="0"/>
+          <w:i w:val="0"/>
+          <w:color w:val="0000FF"/>
+          <w:sz w:val="24"/>
+        </w:rPr>
+        <w:t>The four moderation tests (Models 2-5) were pre-specified based on theoretical considerations; no correction for multiple comparisons was applied, consistent with confirmatory hypothesis testing of theoretically grounded interactions.</w:t>
+      </w:r>
     </w:p>
     <w:p>
       <w:pPr>
@@ -2322,7 +2447,45 @@
           <w:i w:val="0"/>
           <w:sz w:val="24"/>
         </w:rPr>
-        <w:t>To address RQ2, we employ Latent Profile Analysis (LPA) to identify distinct civic engagement typologies using six standardized indicators (Collins &amp; Lanza, 2010). We evaluate models with 2-7 profiles using the EII parameterization, selecting the optimal number based on BIC, entropy, and BLRT. Given the large sample size, model selection is conducted on a random subsample of 20,000 cases, with the selected model refit to the full sample. Profiles are characterized by indicator means, generational distribution, volunteering rates, and pre/post-COVID stability.</w:t>
+        <w:t xml:space="preserve">To address RQ2, we employ Latent Profile Analysis (LPA) to identify distinct civic engagement typologies using six standardized indicators (Collins &amp; Lanza, 2010). </w:t>
+      </w:r>
+      <w:r>
+        <w:rPr>
+          <w:rFonts w:ascii="Times New Roman" w:hAnsi="Times New Roman" w:cs="Times New Roman"/>
+          <w:b w:val="0"/>
+          <w:i w:val="0"/>
+          <w:color w:val="0000FF"/>
+          <w:sz w:val="24"/>
+        </w:rPr>
+        <w:t>We evaluated models with 2-10 profiles using the EII parameterization, selecting the optimal number based on BIC, with entropy reported as a classification quality indicator.</w:t>
+      </w:r>
+      <w:r>
+        <w:rPr>
+          <w:rFonts w:ascii="Times New Roman" w:hAnsi="Times New Roman" w:cs="Times New Roman"/>
+          <w:b w:val="0"/>
+          <w:i w:val="0"/>
+          <w:sz w:val="24"/>
+        </w:rPr>
+        <w:t xml:space="preserve"> Given the large sample size, model selection is conducted on a random subsample of 20,000 cases, with the selected model refit to the full sample. </w:t>
+      </w:r>
+      <w:r>
+        <w:rPr>
+          <w:rFonts w:ascii="Times New Roman" w:hAnsi="Times New Roman" w:cs="Times New Roman"/>
+          <w:b w:val="0"/>
+          <w:i w:val="0"/>
+          <w:color w:val="0000FF"/>
+          <w:sz w:val="24"/>
+        </w:rPr>
+        <w:t>Because three of the six indicators are binary, the Gaussian EII assumption is an approximation; indicators were standardized before fitting following common practice in mixture modeling (Vermunt &amp; Magidson, 2002). Profile assignments were derived from unweighted LPA, as `mclust` does not natively support survey weights; post-hoc comparison of unweighted and survey-weighted profile proportions confirmed that national representativeness was not materially affected.</w:t>
+      </w:r>
+      <w:r>
+        <w:rPr>
+          <w:rFonts w:ascii="Times New Roman" w:hAnsi="Times New Roman" w:cs="Times New Roman"/>
+          <w:b w:val="0"/>
+          <w:i w:val="0"/>
+          <w:sz w:val="24"/>
+        </w:rPr>
+        <w:t xml:space="preserve"> Profiles are characterized by indicator means, generational distribution, volunteering rates, and pre/post-COVID stability.</w:t>
       </w:r>
     </w:p>
     <w:p>
@@ -2425,7 +2588,26 @@
           <w:i w:val="0"/>
           <w:sz w:val="24"/>
         </w:rPr>
-        <w:t>Pooled across four CPS-CEV waves (2017, 2019, 2021, 2023), the analytic sample comprised 201,168 respondents with an overall volunteering rate of 32.0%. Table 1 reports sample characteristics. Gen Z respondents (</w:t>
+        <w:t xml:space="preserve">Pooled across four CPS-CEV waves (2017, 2019, 2021, 2023), the analytic sample comprised 201,168 respondents with an overall survey-weighted volunteering rate of </w:t>
+      </w:r>
+      <w:r>
+        <w:rPr>
+          <w:rFonts w:ascii="Times New Roman" w:hAnsi="Times New Roman" w:cs="Times New Roman"/>
+          <w:b w:val="0"/>
+          <w:i w:val="0"/>
+          <w:color w:val="0000FF"/>
+          <w:sz w:val="24"/>
+        </w:rPr>
+        <w:t>29.4%</w:t>
+      </w:r>
+      <w:r>
+        <w:rPr>
+          <w:rFonts w:ascii="Times New Roman" w:hAnsi="Times New Roman" w:cs="Times New Roman"/>
+          <w:b w:val="0"/>
+          <w:i w:val="0"/>
+          <w:sz w:val="24"/>
+        </w:rPr>
+        <w:t>. Table 1 reports sample characteristics. Gen Z respondents (</w:t>
       </w:r>
       <w:r>
         <w:rPr>
@@ -2443,7 +2625,178 @@
           <w:i w:val="0"/>
           <w:sz w:val="24"/>
         </w:rPr>
-        <w:t xml:space="preserve"> = 11,038) were youngest (M = 21.1 years), least educated (14.3% BA+), and least married (9.6%). The socialization gradient was steep: nearly half of Gen Z respondents (46.3%) reported socializing no more than a few times per year, compared with 19.0% of Boomers, a rate that was stable across all four waves (range: 44.6–47.8%), indicating that Gen Z's social disconnection preceded the COVID-19 pandemic and was independent of it. The generational contrast is worth spelling out: nearly half of the youngest adult cohort in a nationally representative sample reports that their face-to-face social contact amounts to no more than a few encounters per year, a level of isolation that, for older generations, characterizes fewer than one in five respondents.</w:t>
+        <w:t xml:space="preserve"> = 11,038) were youngest (M = </w:t>
+      </w:r>
+      <w:r>
+        <w:rPr>
+          <w:rFonts w:ascii="Times New Roman" w:hAnsi="Times New Roman" w:cs="Times New Roman"/>
+          <w:b w:val="0"/>
+          <w:i w:val="0"/>
+          <w:color w:val="0000FF"/>
+          <w:sz w:val="24"/>
+        </w:rPr>
+        <w:t>21.0</w:t>
+      </w:r>
+      <w:r>
+        <w:rPr>
+          <w:rFonts w:ascii="Times New Roman" w:hAnsi="Times New Roman" w:cs="Times New Roman"/>
+          <w:b w:val="0"/>
+          <w:i w:val="0"/>
+          <w:sz w:val="24"/>
+        </w:rPr>
+        <w:t xml:space="preserve"> years), least educated (</w:t>
+      </w:r>
+      <w:r>
+        <w:rPr>
+          <w:rFonts w:ascii="Times New Roman" w:hAnsi="Times New Roman" w:cs="Times New Roman"/>
+          <w:b w:val="0"/>
+          <w:i w:val="0"/>
+          <w:color w:val="0000FF"/>
+          <w:sz w:val="24"/>
+        </w:rPr>
+        <w:t>13.3%</w:t>
+      </w:r>
+      <w:r>
+        <w:rPr>
+          <w:rFonts w:ascii="Times New Roman" w:hAnsi="Times New Roman" w:cs="Times New Roman"/>
+          <w:b w:val="0"/>
+          <w:i w:val="0"/>
+          <w:sz w:val="24"/>
+        </w:rPr>
+        <w:t xml:space="preserve"> BA+), and least married (</w:t>
+      </w:r>
+      <w:r>
+        <w:rPr>
+          <w:rFonts w:ascii="Times New Roman" w:hAnsi="Times New Roman" w:cs="Times New Roman"/>
+          <w:b w:val="0"/>
+          <w:i w:val="0"/>
+          <w:color w:val="0000FF"/>
+          <w:sz w:val="24"/>
+        </w:rPr>
+        <w:t>7.4%</w:t>
+      </w:r>
+      <w:r>
+        <w:rPr>
+          <w:rFonts w:ascii="Times New Roman" w:hAnsi="Times New Roman" w:cs="Times New Roman"/>
+          <w:b w:val="0"/>
+          <w:i w:val="0"/>
+          <w:sz w:val="24"/>
+        </w:rPr>
+        <w:t>). The socialization gradient was steep: nearly half of Gen Z respondents (</w:t>
+      </w:r>
+      <w:r>
+        <w:rPr>
+          <w:rFonts w:ascii="Times New Roman" w:hAnsi="Times New Roman" w:cs="Times New Roman"/>
+          <w:b w:val="0"/>
+          <w:i w:val="0"/>
+          <w:color w:val="0000FF"/>
+          <w:sz w:val="24"/>
+        </w:rPr>
+        <w:t>47.3%</w:t>
+      </w:r>
+      <w:r>
+        <w:rPr>
+          <w:rFonts w:ascii="Times New Roman" w:hAnsi="Times New Roman" w:cs="Times New Roman"/>
+          <w:b w:val="0"/>
+          <w:i w:val="0"/>
+          <w:sz w:val="24"/>
+        </w:rPr>
+        <w:t xml:space="preserve">) reported </w:t>
+      </w:r>
+      <w:r>
+        <w:rPr>
+          <w:rFonts w:ascii="Times New Roman" w:hAnsi="Times New Roman" w:cs="Times New Roman"/>
+          <w:b w:val="0"/>
+          <w:i w:val="0"/>
+          <w:color w:val="0000FF"/>
+          <w:sz w:val="24"/>
+        </w:rPr>
+        <w:t>not socializing at all</w:t>
+      </w:r>
+      <w:r>
+        <w:rPr>
+          <w:rFonts w:ascii="Times New Roman" w:hAnsi="Times New Roman" w:cs="Times New Roman"/>
+          <w:b w:val="0"/>
+          <w:i w:val="0"/>
+          <w:sz w:val="24"/>
+        </w:rPr>
+        <w:t xml:space="preserve">, compared with </w:t>
+      </w:r>
+      <w:r>
+        <w:rPr>
+          <w:rFonts w:ascii="Times New Roman" w:hAnsi="Times New Roman" w:cs="Times New Roman"/>
+          <w:b w:val="0"/>
+          <w:i w:val="0"/>
+          <w:color w:val="0000FF"/>
+          <w:sz w:val="24"/>
+        </w:rPr>
+        <w:t>20.7%</w:t>
+      </w:r>
+      <w:r>
+        <w:rPr>
+          <w:rFonts w:ascii="Times New Roman" w:hAnsi="Times New Roman" w:cs="Times New Roman"/>
+          <w:b w:val="0"/>
+          <w:i w:val="0"/>
+          <w:sz w:val="24"/>
+        </w:rPr>
+        <w:t xml:space="preserve"> of Boomers, a rate that was stable across all four waves (range: 44.6–47.8%; Table 6), indicating that Gen Z's social disconnection preceded the COVID-19 pandemic and was independent of it. The generational contrast is worth spelling out: nearly half of the youngest adult cohort in a nationally representative sample reports </w:t>
+      </w:r>
+      <w:r>
+        <w:rPr>
+          <w:rFonts w:ascii="Times New Roman" w:hAnsi="Times New Roman" w:cs="Times New Roman"/>
+          <w:b w:val="0"/>
+          <w:i w:val="0"/>
+          <w:color w:val="0000FF"/>
+          <w:sz w:val="24"/>
+        </w:rPr>
+        <w:t>no</w:t>
+      </w:r>
+      <w:r>
+        <w:rPr>
+          <w:rFonts w:ascii="Times New Roman" w:hAnsi="Times New Roman" w:cs="Times New Roman"/>
+          <w:b w:val="0"/>
+          <w:i w:val="0"/>
+          <w:sz w:val="24"/>
+        </w:rPr>
+        <w:t xml:space="preserve"> face-to-face social contact </w:t>
+      </w:r>
+      <w:r>
+        <w:rPr>
+          <w:rFonts w:ascii="Times New Roman" w:hAnsi="Times New Roman" w:cs="Times New Roman"/>
+          <w:b w:val="0"/>
+          <w:i w:val="0"/>
+          <w:color w:val="0000FF"/>
+          <w:sz w:val="24"/>
+        </w:rPr>
+        <w:t>whatsoever</w:t>
+      </w:r>
+      <w:r>
+        <w:rPr>
+          <w:rFonts w:ascii="Times New Roman" w:hAnsi="Times New Roman" w:cs="Times New Roman"/>
+          <w:b w:val="0"/>
+          <w:i w:val="0"/>
+          <w:sz w:val="24"/>
+        </w:rPr>
+        <w:t xml:space="preserve">, a level of isolation that, for older generations, characterizes </w:t>
+      </w:r>
+      <w:r>
+        <w:rPr>
+          <w:rFonts w:ascii="Times New Roman" w:hAnsi="Times New Roman" w:cs="Times New Roman"/>
+          <w:b w:val="0"/>
+          <w:i w:val="0"/>
+          <w:color w:val="0000FF"/>
+          <w:sz w:val="24"/>
+        </w:rPr>
+        <w:t>roughly one in five</w:t>
+      </w:r>
+      <w:r>
+        <w:rPr>
+          <w:rFonts w:ascii="Times New Roman" w:hAnsi="Times New Roman" w:cs="Times New Roman"/>
+          <w:b w:val="0"/>
+          <w:i w:val="0"/>
+          <w:sz w:val="24"/>
+        </w:rPr>
+        <w:t xml:space="preserve"> respondents.</w:t>
       </w:r>
     </w:p>
     <w:p>
@@ -19852,7 +20205,74 @@
           <w:i w:val="0"/>
           <w:sz w:val="24"/>
         </w:rPr>
-        <w:t xml:space="preserve"> = .420), confirming that the patterns documented above (including the Gen Z plateau) were present before the pandemic and unchanged afterward. The pre-COVID First Step AME for Gen Z (10.7 points, 95% CI [5.8, 15.6]) was comparable to the full-sample estimate, and the overall relationship structure was preserved across periods. Declining youth volunteering is not a pandemic artifact; it is a cohort characteristic.</w:t>
+        <w:t xml:space="preserve"> = .420), confirming that the patterns documented above (including the Gen Z plateau) were present before the pandemic and unchanged afterward. The pre-COVID First Step AME for Gen Z (10.7 points, 95% CI [</w:t>
+      </w:r>
+      <w:r>
+        <w:rPr>
+          <w:rFonts w:ascii="Times New Roman" w:hAnsi="Times New Roman" w:cs="Times New Roman"/>
+          <w:b w:val="0"/>
+          <w:i w:val="0"/>
+          <w:color w:val="0000FF"/>
+          <w:sz w:val="24"/>
+        </w:rPr>
+        <w:t>5.7, 15.7</w:t>
+      </w:r>
+      <w:r>
+        <w:rPr>
+          <w:rFonts w:ascii="Times New Roman" w:hAnsi="Times New Roman" w:cs="Times New Roman"/>
+          <w:b w:val="0"/>
+          <w:i w:val="0"/>
+          <w:sz w:val="24"/>
+        </w:rPr>
+        <w:t xml:space="preserve">]) was </w:t>
+      </w:r>
+      <w:r>
+        <w:rPr>
+          <w:rFonts w:ascii="Times New Roman" w:hAnsi="Times New Roman" w:cs="Times New Roman"/>
+          <w:b w:val="0"/>
+          <w:i w:val="0"/>
+          <w:color w:val="0000FF"/>
+          <w:sz w:val="24"/>
+        </w:rPr>
+        <w:t>consistent in direction and approximate magnitude with</w:t>
+      </w:r>
+      <w:r>
+        <w:rPr>
+          <w:rFonts w:ascii="Times New Roman" w:hAnsi="Times New Roman" w:cs="Times New Roman"/>
+          <w:b w:val="0"/>
+          <w:i w:val="0"/>
+          <w:sz w:val="24"/>
+        </w:rPr>
+        <w:t xml:space="preserve"> the full-sample estimate </w:t>
+      </w:r>
+      <w:r>
+        <w:rPr>
+          <w:rFonts w:ascii="Times New Roman" w:hAnsi="Times New Roman" w:cs="Times New Roman"/>
+          <w:b w:val="0"/>
+          <w:i w:val="0"/>
+          <w:color w:val="0000FF"/>
+          <w:sz w:val="24"/>
+        </w:rPr>
+        <w:t>(8.1 points, 95% CI [5.0, 11.2])</w:t>
+      </w:r>
+      <w:r>
+        <w:rPr>
+          <w:rFonts w:ascii="Times New Roman" w:hAnsi="Times New Roman" w:cs="Times New Roman"/>
+          <w:b w:val="0"/>
+          <w:i w:val="0"/>
+          <w:sz w:val="24"/>
+        </w:rPr>
+        <w:t xml:space="preserve">, and the overall relationship structure was preserved across periods. </w:t>
+      </w:r>
+      <w:r>
+        <w:rPr>
+          <w:rFonts w:ascii="Times New Roman" w:hAnsi="Times New Roman" w:cs="Times New Roman"/>
+          <w:b w:val="0"/>
+          <w:i w:val="0"/>
+          <w:color w:val="0000FF"/>
+          <w:sz w:val="24"/>
+        </w:rPr>
+        <w:t>The temporal stability of these patterns is consistent with a cohort-level account, though age and period interpretations cannot be fully ruled out with cross-sectional data.</w:t>
       </w:r>
     </w:p>
     <w:p>
@@ -19883,7 +20303,46 @@
           <w:i w:val="0"/>
           <w:sz w:val="24"/>
         </w:rPr>
-        <w:t xml:space="preserve">We turned to person-centered analysis to test whether the regression findings hold when individuals are classified by their full pattern of civic behavior rather than by individual predictors. LPA identified six distinct profiles (Tables 4–5; Figure 4). Three anchor the interpretive framework: the </w:t>
+        <w:t xml:space="preserve">We turned to person-centered analysis to test whether the regression findings hold when individuals are classified by their full pattern of civic behavior rather than by individual predictors. </w:t>
+      </w:r>
+      <w:r>
+        <w:rPr>
+          <w:rFonts w:ascii="Times New Roman" w:hAnsi="Times New Roman" w:cs="Times New Roman"/>
+          <w:b w:val="0"/>
+          <w:i w:val="0"/>
+          <w:color w:val="0000FF"/>
+          <w:sz w:val="24"/>
+        </w:rPr>
+        <w:t xml:space="preserve">Due to listwise exclusion on LPA indicators, the LPA analytic sample comprised </w:t>
+      </w:r>
+      <w:r>
+        <w:rPr>
+          <w:rFonts w:ascii="Times New Roman" w:hAnsi="Times New Roman" w:cs="Times New Roman"/>
+          <w:b w:val="0"/>
+          <w:i/>
+          <w:color w:val="0000FF"/>
+          <w:sz w:val="24"/>
+        </w:rPr>
+        <w:t>N</w:t>
+      </w:r>
+      <w:r>
+        <w:rPr>
+          <w:rFonts w:ascii="Times New Roman" w:hAnsi="Times New Roman" w:cs="Times New Roman"/>
+          <w:b w:val="0"/>
+          <w:i w:val="0"/>
+          <w:color w:val="0000FF"/>
+          <w:sz w:val="24"/>
+        </w:rPr>
+        <w:t xml:space="preserve"> = 197,497 (98.2% of the full sample).</w:t>
+      </w:r>
+      <w:r>
+        <w:rPr>
+          <w:rFonts w:ascii="Times New Roman" w:hAnsi="Times New Roman" w:cs="Times New Roman"/>
+          <w:b w:val="0"/>
+          <w:i w:val="0"/>
+          <w:sz w:val="24"/>
+        </w:rPr>
+        <w:t xml:space="preserve"> LPA identified six distinct profiles (Tables 4–5; Figure 4). Three anchor the interpretive framework: the </w:t>
       </w:r>
       <w:r>
         <w:rPr>
@@ -22909,7 +23368,45 @@
           <w:i w:val="0"/>
           <w:sz w:val="24"/>
         </w:rPr>
-        <w:t>Generational sorting across profiles was pronounced (Figure 3). Over a third of Gen Z (35.3%) fell into the Isolated Disengaged profile, more than double the Boomer rate (15.3%), while only 3.7% of Gen Z reached Fully Engaged status (vs. 15.1% of Boomers). Combining the two socially isolated profiles (Isolated Disengaged and Politically Aware Isolated), over half of Gen Z (50.6%) occupied profiles defined by social disconnection. Profile proportions were essentially unchanged between the pre- and post-COVID periods (Isolated Disengaged: 35.5% vs. 35.2%), providing person-centered corroboration of the regression-based temporal stability finding. The concentration of Gen Z in socially disconnected profiles is striking in absolute terms: more than one in three Gen Z respondents fell into the profile defined by minimal engagement on every civic indicator, a rate consistent with social disconnection being not a marginal phenomenon among young adults but a dominant pattern.</w:t>
+        <w:t>Generational sorting across profiles was pronounced (</w:t>
+      </w:r>
+      <w:r>
+        <w:rPr>
+          <w:rFonts w:ascii="Times New Roman" w:hAnsi="Times New Roman" w:cs="Times New Roman"/>
+          <w:b w:val="0"/>
+          <w:i w:val="0"/>
+          <w:color w:val="0000FF"/>
+          <w:sz w:val="24"/>
+        </w:rPr>
+        <w:t>Figure 5</w:t>
+      </w:r>
+      <w:r>
+        <w:rPr>
+          <w:rFonts w:ascii="Times New Roman" w:hAnsi="Times New Roman" w:cs="Times New Roman"/>
+          <w:b w:val="0"/>
+          <w:i w:val="0"/>
+          <w:sz w:val="24"/>
+        </w:rPr>
+        <w:t xml:space="preserve">). Over a third of Gen Z (35.3%) fell into the Isolated Disengaged profile, more than double the Boomer rate (15.3%), while only 3.7% of Gen Z reached Fully Engaged status (vs. 15.1% of Boomers). Combining the two socially isolated profiles (Isolated Disengaged and Politically Aware Isolated), over half of Gen Z (50.6%) occupied profiles defined by social disconnection. Profile proportions were essentially unchanged between the pre- and post-COVID periods (Isolated Disengaged: 35.5% vs. 35.2%), providing person-centered corroboration of the regression-based temporal stability finding. </w:t>
+      </w:r>
+      <w:r>
+        <w:rPr>
+          <w:rFonts w:ascii="Times New Roman" w:hAnsi="Times New Roman" w:cs="Times New Roman"/>
+          <w:b w:val="0"/>
+          <w:i w:val="0"/>
+          <w:color w:val="0000FF"/>
+          <w:sz w:val="24"/>
+        </w:rPr>
+        <w:t>An exception was the Activist Boycotter profile, whose Gen Z share increased from 5.9% pre-COVID to 10.7% post-COVID, suggesting that pandemic-era events were associated with a shift toward civic consumption for a subset of Gen Z (see Discussion).</w:t>
+      </w:r>
+      <w:r>
+        <w:rPr>
+          <w:rFonts w:ascii="Times New Roman" w:hAnsi="Times New Roman" w:cs="Times New Roman"/>
+          <w:b w:val="0"/>
+          <w:i w:val="0"/>
+          <w:sz w:val="24"/>
+        </w:rPr>
+        <w:t xml:space="preserve"> The concentration of Gen Z in socially disconnected profiles is striking in absolute terms: more than one in three Gen Z respondents fell into the profile defined by minimal engagement on every civic indicator, a rate consistent with social disconnection being not a marginal phenomenon among young adults but a dominant pattern.</w:t>
       </w:r>
     </w:p>
     <w:p>
@@ -23041,7 +23538,45 @@
           <w:i w:val="0"/>
           <w:sz w:val="24"/>
         </w:rPr>
-        <w:t>Cacioppo and Cacioppo's (2014) theorized cycle of social withdrawal predicts that even minimal social contact should disrupt the self-reinforcing dynamic of isolation and perceived social threat, yielding disproportionate gains at the lowest end of the socialization continuum. The First Step Effect confirms that prediction across all five generations. Beyond that initial threshold, generational trajectories diverged. Gen Z's volunteering probability plateaued at moderate socialization levels; no older cohort exhibited this ceiling (see Figure 1). Putnam's (2000) social capital framework, which predicts continuous returns from accumulated contact, cannot account for this plateau. We read the Gen Z ceiling as reflecting a decoupling: additional face-to-face contact occurs in contexts stripped of the institutional anchoring through which civic recruitment historically operates. In Putnam's own terms, the youngest Americans are not bowling alone by choice; they are scrolling together in a digital environment that sustains the perception of connection without providing the face-to-face encounters through which civic recruitment occurs.</w:t>
+        <w:t xml:space="preserve">Cacioppo and Cacioppo's (2014) theorized cycle of social withdrawal predicts that even minimal social contact should disrupt the self-reinforcing dynamic of isolation and perceived social threat, yielding disproportionate gains at the lowest end of the socialization continuum. </w:t>
+      </w:r>
+      <w:r>
+        <w:rPr>
+          <w:rFonts w:ascii="Times New Roman" w:hAnsi="Times New Roman" w:cs="Times New Roman"/>
+          <w:b w:val="0"/>
+          <w:i w:val="0"/>
+          <w:color w:val="0000FF"/>
+          <w:sz w:val="24"/>
+        </w:rPr>
+        <w:t>The First Step Effect is consistent with that prediction across all five generations.</w:t>
+      </w:r>
+      <w:r>
+        <w:rPr>
+          <w:rFonts w:ascii="Times New Roman" w:hAnsi="Times New Roman" w:cs="Times New Roman"/>
+          <w:b w:val="0"/>
+          <w:i w:val="0"/>
+          <w:sz w:val="24"/>
+        </w:rPr>
+        <w:t xml:space="preserve"> Beyond that initial threshold, generational trajectories diverged. Gen Z's volunteering probability plateaued at moderate socialization levels; no older cohort exhibited this ceiling (see </w:t>
+      </w:r>
+      <w:r>
+        <w:rPr>
+          <w:rFonts w:ascii="Times New Roman" w:hAnsi="Times New Roman" w:cs="Times New Roman"/>
+          <w:b w:val="0"/>
+          <w:i w:val="0"/>
+          <w:color w:val="0000FF"/>
+          <w:sz w:val="24"/>
+        </w:rPr>
+        <w:t>Figure 2</w:t>
+      </w:r>
+      <w:r>
+        <w:rPr>
+          <w:rFonts w:ascii="Times New Roman" w:hAnsi="Times New Roman" w:cs="Times New Roman"/>
+          <w:b w:val="0"/>
+          <w:i w:val="0"/>
+          <w:sz w:val="24"/>
+        </w:rPr>
+        <w:t>). Putnam's (2000) social capital framework, which predicts continuous returns from accumulated contact, cannot account for this plateau. We read the Gen Z ceiling as reflecting a decoupling: additional face-to-face contact occurs in contexts stripped of the institutional anchoring through which civic recruitment historically operates. In Putnam's own terms, the youngest Americans are not bowling alone by choice; they are scrolling together in a digital environment that sustains the perception of connection without providing the face-to-face encounters through which civic recruitment occurs.</w:t>
       </w:r>
     </w:p>
     <w:p>
@@ -23145,7 +23680,64 @@
           <w:i w:val="0"/>
           <w:sz w:val="24"/>
         </w:rPr>
-        <w:t xml:space="preserve"> = .420), and the pre-COVID First Step AME for Gen Z (10.7 points) matched the full-sample estimate. Gen Z's weaker conversion of social contact into volunteering was evident before COVID-19 and unchanged afterward. Twenge et al. (2019) documented that declines in adolescent socialization were well underway by 2017; the present analysis extends that finding to its civic consequences. Pandemic recovery strategies alone will not resolve the engagement deficit among young adults; the deficit predates the pandemic. The First Step Effect also points to a practical answer: target the initial transition out of social isolation. Low-threshold, single-contact strategies should take priority over sustained-commitment appeals. Creating one opportunity for in-person contact may matter more than intensifying recruitment among already-connected individuals, and digital-only campaigns offer no compensatory advantage (</w:t>
+        <w:t xml:space="preserve"> = .420), and the pre-COVID First Step AME for Gen Z (10.7 points) </w:t>
+      </w:r>
+      <w:r>
+        <w:rPr>
+          <w:rFonts w:ascii="Times New Roman" w:hAnsi="Times New Roman" w:cs="Times New Roman"/>
+          <w:b w:val="0"/>
+          <w:i w:val="0"/>
+          <w:color w:val="0000FF"/>
+          <w:sz w:val="24"/>
+        </w:rPr>
+        <w:t>was comparable in direction and magnitude to</w:t>
+      </w:r>
+      <w:r>
+        <w:rPr>
+          <w:rFonts w:ascii="Times New Roman" w:hAnsi="Times New Roman" w:cs="Times New Roman"/>
+          <w:b w:val="0"/>
+          <w:i w:val="0"/>
+          <w:sz w:val="24"/>
+        </w:rPr>
+        <w:t xml:space="preserve"> the full-sample estimate </w:t>
+      </w:r>
+      <w:r>
+        <w:rPr>
+          <w:rFonts w:ascii="Times New Roman" w:hAnsi="Times New Roman" w:cs="Times New Roman"/>
+          <w:b w:val="0"/>
+          <w:i w:val="0"/>
+          <w:color w:val="0000FF"/>
+          <w:sz w:val="24"/>
+        </w:rPr>
+        <w:t>(8.1 points)</w:t>
+      </w:r>
+      <w:r>
+        <w:rPr>
+          <w:rFonts w:ascii="Times New Roman" w:hAnsi="Times New Roman" w:cs="Times New Roman"/>
+          <w:b w:val="0"/>
+          <w:i w:val="0"/>
+          <w:sz w:val="24"/>
+        </w:rPr>
+        <w:t xml:space="preserve">. Gen Z's weaker conversion of social contact into volunteering was evident before COVID-19 and unchanged afterward. Twenge et al. (2019) documented that declines in adolescent socialization were well underway by 2017; the present analysis extends that finding to its civic consequences. </w:t>
+      </w:r>
+      <w:r>
+        <w:rPr>
+          <w:rFonts w:ascii="Times New Roman" w:hAnsi="Times New Roman" w:cs="Times New Roman"/>
+          <w:b w:val="0"/>
+          <w:i w:val="0"/>
+          <w:color w:val="0000FF"/>
+          <w:sz w:val="24"/>
+        </w:rPr>
+        <w:t>Pandemic recovery strategies alone are unlikely to account for the observed engagement patterns among young adults; the associations predate the pandemic and persisted unchanged across the pre- and post-COVID waves.</w:t>
+      </w:r>
+      <w:r>
+        <w:rPr>
+          <w:rFonts w:ascii="Times New Roman" w:hAnsi="Times New Roman" w:cs="Times New Roman"/>
+          <w:b w:val="0"/>
+          <w:i w:val="0"/>
+          <w:sz w:val="24"/>
+        </w:rPr>
+        <w:t xml:space="preserve"> The First Step Effect also points to a practical answer: target the initial transition out of social isolation. Low-threshold, single-contact strategies should take priority over sustained-commitment appeals. Creating one opportunity for in-person contact may matter more than intensifying recruitment among already-connected individuals, and digital-only campaigns offer no compensatory advantage (</w:t>
       </w:r>
       <w:r>
         <w:rPr>
@@ -23179,7 +23771,26 @@
           <w:i w:val="0"/>
           <w:sz w:val="24"/>
         </w:rPr>
-        <w:t>Person-centered analysis told the same story through a different lens. Gen Z was disproportionately concentrated in socially disconnected profiles (see Figure 3): over half (50.6%) occupied the Isolated Disengaged or Politically Aware Isolated classes, and only 3.7% reached Fully Engaged status. Profile proportions held steady across the pre- and post-COVID periods, corroborating the temporal stability finding from the regression models.</w:t>
+        <w:t xml:space="preserve">Person-centered analysis told the same story through a different lens. Gen Z was disproportionately concentrated in socially disconnected profiles (see </w:t>
+      </w:r>
+      <w:r>
+        <w:rPr>
+          <w:rFonts w:ascii="Times New Roman" w:hAnsi="Times New Roman" w:cs="Times New Roman"/>
+          <w:b w:val="0"/>
+          <w:i w:val="0"/>
+          <w:color w:val="0000FF"/>
+          <w:sz w:val="24"/>
+        </w:rPr>
+        <w:t>Figure 5</w:t>
+      </w:r>
+      <w:r>
+        <w:rPr>
+          <w:rFonts w:ascii="Times New Roman" w:hAnsi="Times New Roman" w:cs="Times New Roman"/>
+          <w:b w:val="0"/>
+          <w:i w:val="0"/>
+          <w:sz w:val="24"/>
+        </w:rPr>
+        <w:t>): over half (50.6%) occupied the Isolated Disengaged or Politically Aware Isolated classes, and only 3.7% reached Fully Engaged status. Profile proportions held steady across the pre- and post-COVID periods, corroborating the temporal stability finding from the regression models.</w:t>
       </w:r>
     </w:p>
     <w:p>
@@ -23211,7 +23822,36 @@
           <w:i w:val="0"/>
           <w:sz w:val="24"/>
         </w:rPr>
-        <w:t>A temporal shift in profile structure deserves attention. Gen Z's representation in the Activist Boycotter profile doubled from 5.9% pre-COVID to 10.7% post-COVID, even as Isolated Disengaged proportions remained stable. The post-2020 period catalyzed a politicization pathway for a subset of Gen Z without altering the broader pattern of civic disengagement. The Activist Boycotter profile (which emphasizes political consumption over institutional volunteering, with a 46.9% volunteering rate) may represent an emerging civic pathway operating alongside traditional voluntarism rather than substituting for it.</w:t>
+        <w:t xml:space="preserve">A temporal shift in profile structure deserves attention. Gen Z's representation in the Activist Boycotter profile doubled from 5.9% pre-COVID to 10.7% post-COVID, even as Isolated Disengaged proportions remained stable. </w:t>
+      </w:r>
+      <w:r>
+        <w:rPr>
+          <w:rFonts w:ascii="Times New Roman" w:hAnsi="Times New Roman" w:cs="Times New Roman"/>
+          <w:b w:val="0"/>
+          <w:i w:val="0"/>
+          <w:color w:val="0000FF"/>
+          <w:sz w:val="24"/>
+        </w:rPr>
+        <w:t>The post-2020 period was associated with a shift toward the Activist Boycotter profile for a subset of Gen Z</w:t>
+      </w:r>
+      <w:r>
+        <w:rPr>
+          <w:rFonts w:ascii="Times New Roman" w:hAnsi="Times New Roman" w:cs="Times New Roman"/>
+          <w:b w:val="0"/>
+          <w:i w:val="0"/>
+          <w:sz w:val="24"/>
+        </w:rPr>
+        <w:t xml:space="preserve"> without altering the broader pattern of civic disengagement. The Activist Boycotter profile (which emphasizes civic consumption-based action over institutional volunteering, with a 46.9% volunteering rate) may represent an emerging civic pathway operating alongside traditional voluntarism rather than substituting for it. </w:t>
+      </w:r>
+      <w:r>
+        <w:rPr>
+          <w:rFonts w:ascii="Times New Roman" w:hAnsi="Times New Roman" w:cs="Times New Roman"/>
+          <w:b w:val="0"/>
+          <w:i w:val="0"/>
+          <w:color w:val="0000FF"/>
+          <w:sz w:val="24"/>
+        </w:rPr>
+        <w:t>This finding warrants engagement with Dalton's (2008) "engaged citizenship" thesis: the growth of Gen Z in this profile suggests that a subset is pursuing civic goals through non-traditional channels, offering partial support for Dalton's argument. However, this subset remains small (10.7% of Gen Z post-COVID), and its growth did not offset the dominant concentration of Gen Z in socially disconnected profiles (35.2% Isolated Disengaged post-COVID), indicating that the "engaged citizenship" thesis may describe a secondary pathway without explaining the primary pattern.</w:t>
       </w:r>
     </w:p>
     <w:p>
@@ -23342,7 +23982,26 @@
           <w:i w:val="0"/>
           <w:sz w:val="24"/>
         </w:rPr>
-        <w:t xml:space="preserve"> = .396), confirming that the socialization–volunteering–generation relationship was stable across all three periods. The PES16F variable measuring virtual versus in-person volunteering mode is available only for the 2023 wave, preventing systematic analysis of how volunteering modality interacts with social isolation. All measures are self-reported and subject to social desirability bias, which may differentially affect reporting of socially valued behaviors such as volunteering. Generational classification by birth cohort conflates age, period, and cohort effects. Supplementary analyses (nonlinear age controls [age-squared], fixed age-band comparisons [ages 25–30 across waves], and shifted generation boundaries [Gen Z = 1995+]) confirmed that the socialization-by-generation interaction survived all specifications (</w:t>
+        <w:t xml:space="preserve"> = .396), confirming that the socialization–volunteering–generation relationship was stable across all three periods. The PES16F variable measuring virtual versus in-person volunteering mode is available only for the 2023 wave, preventing systematic analysis of how volunteering modality interacts with social isolation. All measures are self-reported and subject to social desirability bias, which may differentially affect reporting of socially valued behaviors such as volunteering. </w:t>
+      </w:r>
+      <w:r>
+        <w:rPr>
+          <w:rFonts w:ascii="Times New Roman" w:hAnsi="Times New Roman" w:cs="Times New Roman"/>
+          <w:b w:val="0"/>
+          <w:i w:val="0"/>
+          <w:color w:val="0000FF"/>
+          <w:sz w:val="24"/>
+        </w:rPr>
+        <w:t>The CPS-CEV surveys the non-institutionalized civilian population, excluding individuals who are incarcerated, unhoused, or in long-term residential care; because social isolation is overrepresented in these excluded groups, particularly among younger adults, the isolation rates reported here likely underestimate the full population prevalence of social disconnection among Gen Z. Group-level profile distributions describe central tendencies within generational cohorts and do not characterize any individual Gen Z respondent; within-cohort variation in socialization and volunteering is substantial.</w:t>
+      </w:r>
+      <w:r>
+        <w:rPr>
+          <w:rFonts w:ascii="Times New Roman" w:hAnsi="Times New Roman" w:cs="Times New Roman"/>
+          <w:b w:val="0"/>
+          <w:i w:val="0"/>
+          <w:sz w:val="24"/>
+        </w:rPr>
+        <w:t xml:space="preserve"> Generational classification by birth cohort conflates age, period, and cohort effects. Supplementary analyses (nonlinear age controls [age-squared], fixed age-band comparisons [ages 25–30 across waves], and shifted generation boundaries [Gen Z = 1995+]) confirmed that the socialization-by-generation interaction survived all specifications (</w:t>
       </w:r>
       <w:r>
         <w:rPr>
@@ -23410,7 +24069,26 @@
           <w:i w:val="0"/>
           <w:sz w:val="24"/>
         </w:rPr>
-        <w:t>The social disconnection of Generation Z is a civic engagement challenge as much as a health challenge. What the data show, with consistent convergence across methods and across time, is that one step out of isolation is associated with a larger civic return than any subsequent increase in social frequency. In 2000, Americans were bowling alone; a quarter century later, the youngest Americans are scrolling together, maintaining the appearance of social connection through digital platforms that sustain awareness of community needs without providing the face-to-face encounters that translate awareness into action. The path to volunteering begins not with appeals to duty or digital campaigns but with creating the physical social encounters, the social infrastructure that Klinenberg (2018) describes, that make civic recruitment possible.</w:t>
+        <w:t xml:space="preserve">The social disconnection of Generation Z is a civic engagement challenge as much as a health challenge. What the data show, with consistent convergence across methods and across time, is that one step out of isolation is associated with a larger civic return than any subsequent increase in social frequency. In 2000, Americans were bowling alone; a quarter century later, the youngest Americans are scrolling together, maintaining the appearance of social connection through digital platforms that sustain awareness of community needs without providing the face-to-face encounters that translate awareness into action. </w:t>
+      </w:r>
+      <w:r>
+        <w:rPr>
+          <w:rFonts w:ascii="Times New Roman" w:hAnsi="Times New Roman" w:cs="Times New Roman"/>
+          <w:b w:val="0"/>
+          <w:i w:val="0"/>
+          <w:color w:val="0000FF"/>
+          <w:sz w:val="24"/>
+        </w:rPr>
+        <w:t>The findings suggest a priority for creating the physical social encounters</w:t>
+      </w:r>
+      <w:r>
+        <w:rPr>
+          <w:rFonts w:ascii="Times New Roman" w:hAnsi="Times New Roman" w:cs="Times New Roman"/>
+          <w:b w:val="0"/>
+          <w:i w:val="0"/>
+          <w:sz w:val="24"/>
+        </w:rPr>
+        <w:t>, the social infrastructure that Klinenberg (2018) describes, that make civic recruitment possible.</w:t>
       </w:r>
     </w:p>
     <w:p>

--- a/paper/In-Person Socialization, Social Isolation, and Volunteering Across Five Generational Cohorts.docx
+++ b/paper/In-Person Socialization, Social Isolation, and Volunteering Across Five Generational Cohorts.docx
@@ -507,7 +507,17 @@
           <w:i w:val="0"/>
           <w:sz w:val="24"/>
         </w:rPr>
-        <w:t>. If social interaction drives civic recruitment, as both social capital theory (Putnam, 2000) and the civic voluntarism model (Verba et al., 1995) suggest, then generational declines in face-to-face socialization may be associated with lower volunteering rates in ways that existing interventions fail to address. &lt;blue&gt;Social capital theory proposes that the association between socialization and volunteering operates through concrete, everyday interactions. Individuals encounter opportunities when acquaintances mention local needs at community events, coworkers invite them to participate in activities such as park cleanups, or neighbors encourage them to participate in fundraising efforts. These routine, low-threshold interactions historically facilitated civic engagement, and they rely on physical co-presence.&lt;/red&gt;</w:t>
+        <w:t xml:space="preserve">. If social interaction drives civic recruitment, as both social capital theory (Putnam, 2000) and the civic voluntarism model (Verba et al., 1995) suggest, then generational declines in face-to-face socialization may be associated with lower volunteering rates in ways that existing interventions fail to address. </w:t>
+      </w:r>
+      <w:r>
+        <w:rPr>
+          <w:rFonts w:ascii="Times New Roman" w:hAnsi="Times New Roman" w:cs="Times New Roman"/>
+          <w:b w:val="0"/>
+          <w:i w:val="0"/>
+          <w:color w:val="0000FF"/>
+          <w:sz w:val="24"/>
+        </w:rPr>
+        <w:t>Social capital theory proposes that the association between socialization and volunteering operates through concrete, everyday interactions. Individuals encounter opportunities when acquaintances mention local needs at community events, coworkers invite them to participate in activities such as park cleanups, or neighbors encourage them to participate in fundraising efforts. These routine, low-threshold interactions historically facilitated civic engagement, and they rely on physical co-presence.</w:t>
       </w:r>
     </w:p>
     <w:p>

--- a/paper/In-Person Socialization, Social Isolation, and Volunteering Across Five Generational Cohorts.docx
+++ b/paper/In-Person Socialization, Social Isolation, and Volunteering Across Five Generational Cohorts.docx
@@ -443,7 +443,7 @@
           <w:i w:val="0"/>
           <w:sz w:val="24"/>
         </w:rPr>
-        <w:t xml:space="preserve"> (AmeriCorps, 2022). </w:t>
+        <w:t xml:space="preserve"> (AmeriCorps, 2023). </w:t>
       </w:r>
       <w:r>
         <w:rPr>
@@ -804,7 +804,7 @@
           <w:color w:val="0000FF"/>
           <w:sz w:val="24"/>
         </w:rPr>
-        <w:t xml:space="preserve"> as the process by which individuals are drawn into volunteer roles through social networks, personal invitations, and exposure to organizational opportunities that arise from face-to-face interaction (Musick &amp; Wilson, 2008; Wilson, 2012).</w:t>
+        <w:t xml:space="preserve"> as the process by which individuals are drawn into volunteer roles through social networks, personal invitations, and exposure to organizational opportunities that arise from face-to-face interaction (Musick &amp; Wilson, 2008; Wilson, 2012). Recent evidence confirms this pathway cross-nationally: Tanaka (2023) demonstrated that both formal organizational ties and informal friendships independently predict volunteering, with even infrequent face-to-face contact sufficient to generate recruitment opportunities.</w:t>
       </w:r>
     </w:p>
     <w:p>
@@ -24135,7 +24135,25 @@
           <w:i w:val="0"/>
           <w:sz w:val="24"/>
         </w:rPr>
-        <w:t>AmeriCorps. (2023). Volunteering and civic life in America.</w:t>
+        <w:t xml:space="preserve">AmeriCorps. (2023). </w:t>
+      </w:r>
+      <w:r>
+        <w:rPr>
+          <w:rFonts w:ascii="Times New Roman" w:hAnsi="Times New Roman" w:cs="Times New Roman"/>
+          <w:b w:val="0"/>
+          <w:i/>
+          <w:sz w:val="24"/>
+        </w:rPr>
+        <w:t>Volunteering and civic life in America</w:t>
+      </w:r>
+      <w:r>
+        <w:rPr>
+          <w:rFonts w:ascii="Times New Roman" w:hAnsi="Times New Roman" w:cs="Times New Roman"/>
+          <w:b w:val="0"/>
+          <w:i w:val="0"/>
+          <w:sz w:val="24"/>
+        </w:rPr>
+        <w:t>. https://www.americorps.gov/about/our-impact/volunteering-civic-life</w:t>
       </w:r>
     </w:p>
     <w:p>
@@ -24253,40 +24271,6 @@
           <w:i w:val="0"/>
           <w:sz w:val="24"/>
         </w:rPr>
-        <w:t xml:space="preserve">Bode, L., Vraga, E. K., Borah, P., &amp; Shah, D. V. (2014). A new space for political behavior. </w:t>
-      </w:r>
-      <w:r>
-        <w:rPr>
-          <w:rFonts w:ascii="Times New Roman" w:hAnsi="Times New Roman" w:cs="Times New Roman"/>
-          <w:b w:val="0"/>
-          <w:i/>
-          <w:sz w:val="24"/>
-        </w:rPr>
-        <w:t>Political Communication, 31</w:t>
-      </w:r>
-      <w:r>
-        <w:rPr>
-          <w:rFonts w:ascii="Times New Roman" w:hAnsi="Times New Roman" w:cs="Times New Roman"/>
-          <w:b w:val="0"/>
-          <w:i w:val="0"/>
-          <w:sz w:val="24"/>
-        </w:rPr>
-        <w:t>(1), 52–74.</w:t>
-      </w:r>
-    </w:p>
-    <w:p>
-      <w:pPr>
-        <w:spacing w:before="0" w:after="0" w:lineRule="auto" w:line="480"/>
-        <w:ind w:left="720" w:hanging="720"/>
-        <w:jc w:val="left"/>
-      </w:pPr>
-      <w:r>
-        <w:rPr>
-          <w:rFonts w:ascii="Times New Roman" w:hAnsi="Times New Roman" w:cs="Times New Roman"/>
-          <w:b w:val="0"/>
-          <w:i w:val="0"/>
-          <w:sz w:val="24"/>
-        </w:rPr>
         <w:t xml:space="preserve">Brady, H. E., Verba, S., &amp; Schlozman, K. L. (1995). Beyond SES: A resource model of political participation. </w:t>
       </w:r>
       <w:r>
@@ -24306,40 +24290,6 @@
           <w:sz w:val="24"/>
         </w:rPr>
         <w:t>(2), 271–294.</w:t>
-      </w:r>
-    </w:p>
-    <w:p>
-      <w:pPr>
-        <w:spacing w:before="0" w:after="0" w:lineRule="auto" w:line="480"/>
-        <w:ind w:left="720" w:hanging="720"/>
-        <w:jc w:val="left"/>
-      </w:pPr>
-      <w:r>
-        <w:rPr>
-          <w:rFonts w:ascii="Times New Roman" w:hAnsi="Times New Roman" w:cs="Times New Roman"/>
-          <w:b w:val="0"/>
-          <w:i w:val="0"/>
-          <w:sz w:val="24"/>
-        </w:rPr>
-        <w:t xml:space="preserve">Bureau of Labor Statistics. (2016). </w:t>
-      </w:r>
-      <w:r>
-        <w:rPr>
-          <w:rFonts w:ascii="Times New Roman" w:hAnsi="Times New Roman" w:cs="Times New Roman"/>
-          <w:b w:val="0"/>
-          <w:i/>
-          <w:sz w:val="24"/>
-        </w:rPr>
-        <w:t>Volunteering in the United States, 2015</w:t>
-      </w:r>
-      <w:r>
-        <w:rPr>
-          <w:rFonts w:ascii="Times New Roman" w:hAnsi="Times New Roman" w:cs="Times New Roman"/>
-          <w:b w:val="0"/>
-          <w:i w:val="0"/>
-          <w:sz w:val="24"/>
-        </w:rPr>
-        <w:t>.</w:t>
       </w:r>
     </w:p>
     <w:p>
@@ -24457,40 +24407,6 @@
           <w:i w:val="0"/>
           <w:sz w:val="24"/>
         </w:rPr>
-        <w:t xml:space="preserve">Corporation for National and Community Service. (2018). </w:t>
-      </w:r>
-      <w:r>
-        <w:rPr>
-          <w:rFonts w:ascii="Times New Roman" w:hAnsi="Times New Roman" w:cs="Times New Roman"/>
-          <w:b w:val="0"/>
-          <w:i/>
-          <w:sz w:val="24"/>
-        </w:rPr>
-        <w:t>Volunteering in America</w:t>
-      </w:r>
-      <w:r>
-        <w:rPr>
-          <w:rFonts w:ascii="Times New Roman" w:hAnsi="Times New Roman" w:cs="Times New Roman"/>
-          <w:b w:val="0"/>
-          <w:i w:val="0"/>
-          <w:sz w:val="24"/>
-        </w:rPr>
-        <w:t>.</w:t>
-      </w:r>
-    </w:p>
-    <w:p>
-      <w:pPr>
-        <w:spacing w:before="0" w:after="0" w:lineRule="auto" w:line="480"/>
-        <w:ind w:left="720" w:hanging="720"/>
-        <w:jc w:val="left"/>
-      </w:pPr>
-      <w:r>
-        <w:rPr>
-          <w:rFonts w:ascii="Times New Roman" w:hAnsi="Times New Roman" w:cs="Times New Roman"/>
-          <w:b w:val="0"/>
-          <w:i w:val="0"/>
-          <w:sz w:val="24"/>
-        </w:rPr>
         <w:t xml:space="preserve">Dalton, R. J. (2008). </w:t>
       </w:r>
       <w:r>
@@ -24577,75 +24493,7 @@
           <w:i w:val="0"/>
           <w:sz w:val="24"/>
         </w:rPr>
-        <w:t>. IPUMS.</w:t>
-      </w:r>
-    </w:p>
-    <w:p>
-      <w:pPr>
-        <w:spacing w:before="0" w:after="0" w:lineRule="auto" w:line="480"/>
-        <w:ind w:left="720" w:hanging="720"/>
-        <w:jc w:val="left"/>
-      </w:pPr>
-      <w:r>
-        <w:rPr>
-          <w:rFonts w:ascii="Times New Roman" w:hAnsi="Times New Roman" w:cs="Times New Roman"/>
-          <w:b w:val="0"/>
-          <w:i w:val="0"/>
-          <w:sz w:val="24"/>
-        </w:rPr>
-        <w:t xml:space="preserve">Friedman, J. H. (2001). Greedy function approximation: A gradient boosting machine. </w:t>
-      </w:r>
-      <w:r>
-        <w:rPr>
-          <w:rFonts w:ascii="Times New Roman" w:hAnsi="Times New Roman" w:cs="Times New Roman"/>
-          <w:b w:val="0"/>
-          <w:i/>
-          <w:sz w:val="24"/>
-        </w:rPr>
-        <w:t>Annals of Statistics, 29</w:t>
-      </w:r>
-      <w:r>
-        <w:rPr>
-          <w:rFonts w:ascii="Times New Roman" w:hAnsi="Times New Roman" w:cs="Times New Roman"/>
-          <w:b w:val="0"/>
-          <w:i w:val="0"/>
-          <w:sz w:val="24"/>
-        </w:rPr>
-        <w:t>(5), 1189–1232.</w:t>
-      </w:r>
-    </w:p>
-    <w:p>
-      <w:pPr>
-        <w:spacing w:before="0" w:after="0" w:lineRule="auto" w:line="480"/>
-        <w:ind w:left="720" w:hanging="720"/>
-        <w:jc w:val="left"/>
-      </w:pPr>
-      <w:r>
-        <w:rPr>
-          <w:rFonts w:ascii="Times New Roman" w:hAnsi="Times New Roman" w:cs="Times New Roman"/>
-          <w:b w:val="0"/>
-          <w:i w:val="0"/>
-          <w:sz w:val="24"/>
-        </w:rPr>
-        <w:t xml:space="preserve">Gil de Zuniga, H., Jung, N., &amp; Valenzuela, S. (2012). Social media use for news and individuals’ social capital, civic engagement and political participation. </w:t>
-      </w:r>
-      <w:r>
-        <w:rPr>
-          <w:rFonts w:ascii="Times New Roman" w:hAnsi="Times New Roman" w:cs="Times New Roman"/>
-          <w:b w:val="0"/>
-          <w:i/>
-          <w:sz w:val="24"/>
-        </w:rPr>
-        <w:t>Journal of Computer-Mediated Communication, 17</w:t>
-      </w:r>
-      <w:r>
-        <w:rPr>
-          <w:rFonts w:ascii="Times New Roman" w:hAnsi="Times New Roman" w:cs="Times New Roman"/>
-          <w:b w:val="0"/>
-          <w:i w:val="0"/>
-          <w:sz w:val="24"/>
-        </w:rPr>
-        <w:t>(3), 319–336.</w:t>
+        <w:t xml:space="preserve"> [dataset]. IPUMS. https://doi.org/10.18128/D030.V11.0</w:t>
       </w:r>
     </w:p>
     <w:p>
@@ -24763,7 +24611,7 @@
           <w:i w:val="0"/>
           <w:sz w:val="24"/>
         </w:rPr>
-        <w:t xml:space="preserve">Jennings, M. K., &amp; Stoker, L. (2004). Social trust and civic engagement across time and generations. </w:t>
+        <w:t xml:space="preserve">Kelle, N., Simonson, J., &amp; Henning, G. (2025). Baby boomers and their voluntary engagement: A cohort comparison among the middle-aged and older population in Germany. </w:t>
       </w:r>
       <w:r>
         <w:rPr>
@@ -24772,7 +24620,7 @@
           <w:i/>
           <w:sz w:val="24"/>
         </w:rPr>
-        <w:t>Acta Politica, 39</w:t>
+        <w:t>Nonprofit and Voluntary Sector Quarterly</w:t>
       </w:r>
       <w:r>
         <w:rPr>
@@ -24781,41 +24629,7 @@
           <w:i w:val="0"/>
           <w:sz w:val="24"/>
         </w:rPr>
-        <w:t>, 342–379.</w:t>
-      </w:r>
-    </w:p>
-    <w:p>
-      <w:pPr>
-        <w:spacing w:before="0" w:after="0" w:lineRule="auto" w:line="480"/>
-        <w:ind w:left="720" w:hanging="720"/>
-        <w:jc w:val="left"/>
-      </w:pPr>
-      <w:r>
-        <w:rPr>
-          <w:rFonts w:ascii="Times New Roman" w:hAnsi="Times New Roman" w:cs="Times New Roman"/>
-          <w:b w:val="0"/>
-          <w:i w:val="0"/>
-          <w:sz w:val="24"/>
-        </w:rPr>
-        <w:t xml:space="preserve">Kelle, N., Simonson, J., &amp; Gordo, L. R. (2025). Generational differences in voluntary engagement among older adults. </w:t>
-      </w:r>
-      <w:r>
-        <w:rPr>
-          <w:rFonts w:ascii="Times New Roman" w:hAnsi="Times New Roman" w:cs="Times New Roman"/>
-          <w:b w:val="0"/>
-          <w:i/>
-          <w:sz w:val="24"/>
-        </w:rPr>
-        <w:t>Voluntas, 36</w:t>
-      </w:r>
-      <w:r>
-        <w:rPr>
-          <w:rFonts w:ascii="Times New Roman" w:hAnsi="Times New Roman" w:cs="Times New Roman"/>
-          <w:b w:val="0"/>
-          <w:i w:val="0"/>
-          <w:sz w:val="24"/>
-        </w:rPr>
-        <w:t>, 1–14.</w:t>
+        <w:t>. https://doi.org/10.1177/08997640241240417</w:t>
       </w:r>
     </w:p>
     <w:p>
@@ -24865,7 +24679,7 @@
           <w:i w:val="0"/>
           <w:sz w:val="24"/>
         </w:rPr>
-        <w:t xml:space="preserve">Lim, C., &amp; Laurence, J. (2015). Doing good when times are bad: Volunteering behaviour in economic hard times. </w:t>
+        <w:t xml:space="preserve">Lumley, T. (2020). </w:t>
       </w:r>
       <w:r>
         <w:rPr>
@@ -24874,7 +24688,7 @@
           <w:i/>
           <w:sz w:val="24"/>
         </w:rPr>
-        <w:t>British Journal of Sociology, 66</w:t>
+        <w:t>survey: Analysis of complex survey samples</w:t>
       </w:r>
       <w:r>
         <w:rPr>
@@ -24883,177 +24697,7 @@
           <w:i w:val="0"/>
           <w:sz w:val="24"/>
         </w:rPr>
-        <w:t>(2), 319–344.</w:t>
-      </w:r>
-    </w:p>
-    <w:p>
-      <w:pPr>
-        <w:spacing w:before="0" w:after="0" w:lineRule="auto" w:line="480"/>
-        <w:ind w:left="720" w:hanging="720"/>
-        <w:jc w:val="left"/>
-      </w:pPr>
-      <w:r>
-        <w:rPr>
-          <w:rFonts w:ascii="Times New Roman" w:hAnsi="Times New Roman" w:cs="Times New Roman"/>
-          <w:b w:val="0"/>
-          <w:i w:val="0"/>
-          <w:sz w:val="24"/>
-        </w:rPr>
-        <w:t xml:space="preserve">Lundberg, S. M., Erion, G., Chen, H., DeGrave, A., Prutkin, J. M., Nair, B., ... &amp; Lee, S. I. (2020). From local explanations to global understanding with explainable AI for trees. </w:t>
-      </w:r>
-      <w:r>
-        <w:rPr>
-          <w:rFonts w:ascii="Times New Roman" w:hAnsi="Times New Roman" w:cs="Times New Roman"/>
-          <w:b w:val="0"/>
-          <w:i/>
-          <w:sz w:val="24"/>
-        </w:rPr>
-        <w:t>Nature Machine Intelligence, 2</w:t>
-      </w:r>
-      <w:r>
-        <w:rPr>
-          <w:rFonts w:ascii="Times New Roman" w:hAnsi="Times New Roman" w:cs="Times New Roman"/>
-          <w:b w:val="0"/>
-          <w:i w:val="0"/>
-          <w:sz w:val="24"/>
-        </w:rPr>
-        <w:t>(1), 56–67.</w:t>
-      </w:r>
-    </w:p>
-    <w:p>
-      <w:pPr>
-        <w:spacing w:before="0" w:after="0" w:lineRule="auto" w:line="480"/>
-        <w:ind w:left="720" w:hanging="720"/>
-        <w:jc w:val="left"/>
-      </w:pPr>
-      <w:r>
-        <w:rPr>
-          <w:rFonts w:ascii="Times New Roman" w:hAnsi="Times New Roman" w:cs="Times New Roman"/>
-          <w:b w:val="0"/>
-          <w:i w:val="0"/>
-          <w:sz w:val="24"/>
-        </w:rPr>
-        <w:t xml:space="preserve">Lundberg, S. M., &amp; Lee, S. I. (2017). A unified approach to interpreting model predictions. </w:t>
-      </w:r>
-      <w:r>
-        <w:rPr>
-          <w:rFonts w:ascii="Times New Roman" w:hAnsi="Times New Roman" w:cs="Times New Roman"/>
-          <w:b w:val="0"/>
-          <w:i/>
-          <w:sz w:val="24"/>
-        </w:rPr>
-        <w:t>Advances in Neural Information Processing Systems, 30</w:t>
-      </w:r>
-      <w:r>
-        <w:rPr>
-          <w:rFonts w:ascii="Times New Roman" w:hAnsi="Times New Roman" w:cs="Times New Roman"/>
-          <w:b w:val="0"/>
-          <w:i w:val="0"/>
-          <w:sz w:val="24"/>
-        </w:rPr>
-        <w:t>.</w:t>
-      </w:r>
-    </w:p>
-    <w:p>
-      <w:pPr>
-        <w:spacing w:before="0" w:after="0" w:lineRule="auto" w:line="480"/>
-        <w:ind w:left="720" w:hanging="720"/>
-        <w:jc w:val="left"/>
-      </w:pPr>
-      <w:r>
-        <w:rPr>
-          <w:rFonts w:ascii="Times New Roman" w:hAnsi="Times New Roman" w:cs="Times New Roman"/>
-          <w:b w:val="0"/>
-          <w:i w:val="0"/>
-          <w:sz w:val="24"/>
-        </w:rPr>
-        <w:t xml:space="preserve">Manturuk, K., Lindblad, M., &amp; Quercia, R. (2012). Homeownership and civic engagement in low-income urban neighborhoods. </w:t>
-      </w:r>
-      <w:r>
-        <w:rPr>
-          <w:rFonts w:ascii="Times New Roman" w:hAnsi="Times New Roman" w:cs="Times New Roman"/>
-          <w:b w:val="0"/>
-          <w:i/>
-          <w:sz w:val="24"/>
-        </w:rPr>
-        <w:t>Urban Affairs Review, 48</w:t>
-      </w:r>
-      <w:r>
-        <w:rPr>
-          <w:rFonts w:ascii="Times New Roman" w:hAnsi="Times New Roman" w:cs="Times New Roman"/>
-          <w:b w:val="0"/>
-          <w:i w:val="0"/>
-          <w:sz w:val="24"/>
-        </w:rPr>
-        <w:t>(5), 731–760.</w:t>
-      </w:r>
-    </w:p>
-    <w:p>
-      <w:pPr>
-        <w:spacing w:before="0" w:after="0" w:lineRule="auto" w:line="480"/>
-        <w:ind w:left="720" w:hanging="720"/>
-        <w:jc w:val="left"/>
-      </w:pPr>
-      <w:r>
-        <w:rPr>
-          <w:rFonts w:ascii="Times New Roman" w:hAnsi="Times New Roman" w:cs="Times New Roman"/>
-          <w:b w:val="0"/>
-          <w:i w:val="0"/>
-          <w:sz w:val="24"/>
-        </w:rPr>
-        <w:t xml:space="preserve">Mauss, M. (1925/2000). </w:t>
-      </w:r>
-      <w:r>
-        <w:rPr>
-          <w:rFonts w:ascii="Times New Roman" w:hAnsi="Times New Roman" w:cs="Times New Roman"/>
-          <w:b w:val="0"/>
-          <w:i/>
-          <w:sz w:val="24"/>
-        </w:rPr>
-        <w:t>The gift: The form and reason for exchange in archaic societies</w:t>
-      </w:r>
-      <w:r>
-        <w:rPr>
-          <w:rFonts w:ascii="Times New Roman" w:hAnsi="Times New Roman" w:cs="Times New Roman"/>
-          <w:b w:val="0"/>
-          <w:i w:val="0"/>
-          <w:sz w:val="24"/>
-        </w:rPr>
-        <w:t>. W. W. Norton.</w:t>
-      </w:r>
-    </w:p>
-    <w:p>
-      <w:pPr>
-        <w:spacing w:before="0" w:after="0" w:lineRule="auto" w:line="480"/>
-        <w:ind w:left="720" w:hanging="720"/>
-        <w:jc w:val="left"/>
-      </w:pPr>
-      <w:r>
-        <w:rPr>
-          <w:rFonts w:ascii="Times New Roman" w:hAnsi="Times New Roman" w:cs="Times New Roman"/>
-          <w:b w:val="0"/>
-          <w:i w:val="0"/>
-          <w:sz w:val="24"/>
-        </w:rPr>
-        <w:t xml:space="preserve">McPherson, M., Smith-Lovin, L., &amp; Brashears, M. E. (2006). Social isolation in America: Changes in core discussion networks over two decades. </w:t>
-      </w:r>
-      <w:r>
-        <w:rPr>
-          <w:rFonts w:ascii="Times New Roman" w:hAnsi="Times New Roman" w:cs="Times New Roman"/>
-          <w:b w:val="0"/>
-          <w:i/>
-          <w:sz w:val="24"/>
-        </w:rPr>
-        <w:t>American Sociological Review, 71</w:t>
-      </w:r>
-      <w:r>
-        <w:rPr>
-          <w:rFonts w:ascii="Times New Roman" w:hAnsi="Times New Roman" w:cs="Times New Roman"/>
-          <w:b w:val="0"/>
-          <w:i w:val="0"/>
-          <w:sz w:val="24"/>
-        </w:rPr>
-        <w:t>(3), 353–375.</w:t>
+        <w:t>. R package version 4.0.</w:t>
       </w:r>
     </w:p>
     <w:p>
@@ -25088,74 +24732,6 @@
           <w:sz w:val="24"/>
         </w:rPr>
         <w:t>. Indiana University Press.</w:t>
-      </w:r>
-    </w:p>
-    <w:p>
-      <w:pPr>
-        <w:spacing w:before="0" w:after="0" w:lineRule="auto" w:line="480"/>
-        <w:ind w:left="720" w:hanging="720"/>
-        <w:jc w:val="left"/>
-      </w:pPr>
-      <w:r>
-        <w:rPr>
-          <w:rFonts w:ascii="Times New Roman" w:hAnsi="Times New Roman" w:cs="Times New Roman"/>
-          <w:b w:val="0"/>
-          <w:i w:val="0"/>
-          <w:sz w:val="24"/>
-        </w:rPr>
-        <w:t xml:space="preserve">Muthén, B. O., &amp; Muthén, L. K. (2000). Integrating person-centered and variable-centered analyses. </w:t>
-      </w:r>
-      <w:r>
-        <w:rPr>
-          <w:rFonts w:ascii="Times New Roman" w:hAnsi="Times New Roman" w:cs="Times New Roman"/>
-          <w:b w:val="0"/>
-          <w:i/>
-          <w:sz w:val="24"/>
-        </w:rPr>
-        <w:t>Alcoholism: Clinical and Experimental Research, 24</w:t>
-      </w:r>
-      <w:r>
-        <w:rPr>
-          <w:rFonts w:ascii="Times New Roman" w:hAnsi="Times New Roman" w:cs="Times New Roman"/>
-          <w:b w:val="0"/>
-          <w:i w:val="0"/>
-          <w:sz w:val="24"/>
-        </w:rPr>
-        <w:t>(5), 543–550.</w:t>
-      </w:r>
-    </w:p>
-    <w:p>
-      <w:pPr>
-        <w:spacing w:before="0" w:after="0" w:lineRule="auto" w:line="480"/>
-        <w:ind w:left="720" w:hanging="720"/>
-        <w:jc w:val="left"/>
-      </w:pPr>
-      <w:r>
-        <w:rPr>
-          <w:rFonts w:ascii="Times New Roman" w:hAnsi="Times New Roman" w:cs="Times New Roman"/>
-          <w:b w:val="0"/>
-          <w:i w:val="0"/>
-          <w:sz w:val="24"/>
-        </w:rPr>
-        <w:t xml:space="preserve">Nesbit, R. (2012). The influence of major life cycle events on volunteering. </w:t>
-      </w:r>
-      <w:r>
-        <w:rPr>
-          <w:rFonts w:ascii="Times New Roman" w:hAnsi="Times New Roman" w:cs="Times New Roman"/>
-          <w:b w:val="0"/>
-          <w:i/>
-          <w:sz w:val="24"/>
-        </w:rPr>
-        <w:t>Nonprofit and Voluntary Sector Quarterly, 41</w:t>
-      </w:r>
-      <w:r>
-        <w:rPr>
-          <w:rFonts w:ascii="Times New Roman" w:hAnsi="Times New Roman" w:cs="Times New Roman"/>
-          <w:b w:val="0"/>
-          <w:i w:val="0"/>
-          <w:sz w:val="24"/>
-        </w:rPr>
-        <w:t>(6), 1153–1174.</w:t>
       </w:r>
     </w:p>
     <w:p>
@@ -25239,6 +24815,74 @@
           <w:i w:val="0"/>
           <w:sz w:val="24"/>
         </w:rPr>
+        <w:t xml:space="preserve">Oldenburg, R. (1999). </w:t>
+      </w:r>
+      <w:r>
+        <w:rPr>
+          <w:rFonts w:ascii="Times New Roman" w:hAnsi="Times New Roman" w:cs="Times New Roman"/>
+          <w:b w:val="0"/>
+          <w:i/>
+          <w:sz w:val="24"/>
+        </w:rPr>
+        <w:t>The great good place: Cafes, coffee shops, bookstores, bars, hair salons, and other hangouts at the heart of a community</w:t>
+      </w:r>
+      <w:r>
+        <w:rPr>
+          <w:rFonts w:ascii="Times New Roman" w:hAnsi="Times New Roman" w:cs="Times New Roman"/>
+          <w:b w:val="0"/>
+          <w:i w:val="0"/>
+          <w:sz w:val="24"/>
+        </w:rPr>
+        <w:t xml:space="preserve"> (3rd ed.). Marlowe.</w:t>
+      </w:r>
+    </w:p>
+    <w:p>
+      <w:pPr>
+        <w:spacing w:before="0" w:after="0" w:lineRule="auto" w:line="480"/>
+        <w:ind w:left="720" w:hanging="720"/>
+        <w:jc w:val="left"/>
+      </w:pPr>
+      <w:r>
+        <w:rPr>
+          <w:rFonts w:ascii="Times New Roman" w:hAnsi="Times New Roman" w:cs="Times New Roman"/>
+          <w:b w:val="0"/>
+          <w:i w:val="0"/>
+          <w:sz w:val="24"/>
+        </w:rPr>
+        <w:t xml:space="preserve">Pew Research Center. (2018). </w:t>
+      </w:r>
+      <w:r>
+        <w:rPr>
+          <w:rFonts w:ascii="Times New Roman" w:hAnsi="Times New Roman" w:cs="Times New Roman"/>
+          <w:b w:val="0"/>
+          <w:i/>
+          <w:sz w:val="24"/>
+        </w:rPr>
+        <w:t>Teens, social media &amp; technology 2018</w:t>
+      </w:r>
+      <w:r>
+        <w:rPr>
+          <w:rFonts w:ascii="Times New Roman" w:hAnsi="Times New Roman" w:cs="Times New Roman"/>
+          <w:b w:val="0"/>
+          <w:i w:val="0"/>
+          <w:sz w:val="24"/>
+        </w:rPr>
+        <w:t>. https://www.pewresearch.org/internet/2018/05/31/teens-social-media-technology-2018/</w:t>
+      </w:r>
+    </w:p>
+    <w:p>
+      <w:pPr>
+        <w:spacing w:before="0" w:after="0" w:lineRule="auto" w:line="480"/>
+        <w:ind w:left="720" w:hanging="720"/>
+        <w:jc w:val="left"/>
+      </w:pPr>
+      <w:r>
+        <w:rPr>
+          <w:rFonts w:ascii="Times New Roman" w:hAnsi="Times New Roman" w:cs="Times New Roman"/>
+          <w:b w:val="0"/>
+          <w:i w:val="0"/>
+          <w:sz w:val="24"/>
+        </w:rPr>
         <w:t xml:space="preserve">Putnam, R. D. (2000). </w:t>
       </w:r>
       <w:r>
@@ -25273,7 +24917,7 @@
           <w:i w:val="0"/>
           <w:sz w:val="24"/>
         </w:rPr>
-        <w:t xml:space="preserve">Rotolo, T., &amp; Wilson, J. (2006). Employment sector and volunteering: The contribution of nonprofit and public sector workers to the volunteer labor force. </w:t>
+        <w:t xml:space="preserve">Putnam, R. D., &amp; Campbell, D. E. (2010). </w:t>
       </w:r>
       <w:r>
         <w:rPr>
@@ -25282,7 +24926,7 @@
           <w:i/>
           <w:sz w:val="24"/>
         </w:rPr>
-        <w:t>Sociological Quarterly, 47</w:t>
+        <w:t>American grace: How religion divides and unites us</w:t>
       </w:r>
       <w:r>
         <w:rPr>
@@ -25291,7 +24935,7 @@
           <w:i w:val="0"/>
           <w:sz w:val="24"/>
         </w:rPr>
-        <w:t>(1), 21–40.</w:t>
+        <w:t>. Simon &amp; Schuster.</w:t>
       </w:r>
     </w:p>
     <w:p>
@@ -25341,7 +24985,7 @@
           <w:i w:val="0"/>
           <w:sz w:val="24"/>
         </w:rPr>
-        <w:t xml:space="preserve">Snyder, M., &amp; Omoto, A. M. (2008). Volunteerism: Social issues perspectives and social policy implications. </w:t>
+        <w:t xml:space="preserve">Scrucca, L., Fop, M., Murphy, T. B., &amp; Raftery, A. E. (2016). mclust 5: Clustering, classification and density estimation using Gaussian finite mixture models. </w:t>
       </w:r>
       <w:r>
         <w:rPr>
@@ -25350,7 +24994,7 @@
           <w:i/>
           <w:sz w:val="24"/>
         </w:rPr>
-        <w:t>Social Issues and Policy Review, 2</w:t>
+        <w:t>The R Journal, 8</w:t>
       </w:r>
       <w:r>
         <w:rPr>
@@ -25359,7 +25003,7 @@
           <w:i w:val="0"/>
           <w:sz w:val="24"/>
         </w:rPr>
-        <w:t>(1), 1–36.</w:t>
+        <w:t>(1), 289–317.</w:t>
       </w:r>
     </w:p>
     <w:p>
@@ -25375,7 +25019,7 @@
           <w:i w:val="0"/>
           <w:sz w:val="24"/>
         </w:rPr>
-        <w:t xml:space="preserve">Stukas, A. A., Hoye, R., Nicholson, M., Brown, K. M., &amp; Aisbett, L. (2016). Motivations to volunteer and their associations with volunteers’ well-being. </w:t>
+        <w:t xml:space="preserve">Tanaka, K. (2023). Organizational or individual? The effect of social networks on volunteer activities in Japan. </w:t>
       </w:r>
       <w:r>
         <w:rPr>
@@ -25384,7 +25028,7 @@
           <w:i/>
           <w:sz w:val="24"/>
         </w:rPr>
-        <w:t>Nonprofit and Voluntary Sector Quarterly, 45</w:t>
+        <w:t>Voluntas, 34</w:t>
       </w:r>
       <w:r>
         <w:rPr>
@@ -25393,75 +25037,7 @@
           <w:i w:val="0"/>
           <w:sz w:val="24"/>
         </w:rPr>
-        <w:t>(1), 112–132.</w:t>
-      </w:r>
-    </w:p>
-    <w:p>
-      <w:pPr>
-        <w:spacing w:before="0" w:after="0" w:lineRule="auto" w:line="480"/>
-        <w:ind w:left="720" w:hanging="720"/>
-        <w:jc w:val="left"/>
-      </w:pPr>
-      <w:r>
-        <w:rPr>
-          <w:rFonts w:ascii="Times New Roman" w:hAnsi="Times New Roman" w:cs="Times New Roman"/>
-          <w:b w:val="0"/>
-          <w:i w:val="0"/>
-          <w:sz w:val="24"/>
-        </w:rPr>
-        <w:t xml:space="preserve">Taniguchi, H. (2012). The determinants of formal and informal volunteering. </w:t>
-      </w:r>
-      <w:r>
-        <w:rPr>
-          <w:rFonts w:ascii="Times New Roman" w:hAnsi="Times New Roman" w:cs="Times New Roman"/>
-          <w:b w:val="0"/>
-          <w:i/>
-          <w:sz w:val="24"/>
-        </w:rPr>
-        <w:t>Voluntas, 23</w:t>
-      </w:r>
-      <w:r>
-        <w:rPr>
-          <w:rFonts w:ascii="Times New Roman" w:hAnsi="Times New Roman" w:cs="Times New Roman"/>
-          <w:b w:val="0"/>
-          <w:i w:val="0"/>
-          <w:sz w:val="24"/>
-        </w:rPr>
-        <w:t>, 920–939.</w:t>
-      </w:r>
-    </w:p>
-    <w:p>
-      <w:pPr>
-        <w:spacing w:before="0" w:after="0" w:lineRule="auto" w:line="480"/>
-        <w:ind w:left="720" w:hanging="720"/>
-        <w:jc w:val="left"/>
-      </w:pPr>
-      <w:r>
-        <w:rPr>
-          <w:rFonts w:ascii="Times New Roman" w:hAnsi="Times New Roman" w:cs="Times New Roman"/>
-          <w:b w:val="0"/>
-          <w:i w:val="0"/>
-          <w:sz w:val="24"/>
-        </w:rPr>
-        <w:t xml:space="preserve">Tocqueville, A. de. (1835/2000). </w:t>
-      </w:r>
-      <w:r>
-        <w:rPr>
-          <w:rFonts w:ascii="Times New Roman" w:hAnsi="Times New Roman" w:cs="Times New Roman"/>
-          <w:b w:val="0"/>
-          <w:i/>
-          <w:sz w:val="24"/>
-        </w:rPr>
-        <w:t>Democracy in America</w:t>
-      </w:r>
-      <w:r>
-        <w:rPr>
-          <w:rFonts w:ascii="Times New Roman" w:hAnsi="Times New Roman" w:cs="Times New Roman"/>
-          <w:b w:val="0"/>
-          <w:i w:val="0"/>
-          <w:sz w:val="24"/>
-        </w:rPr>
-        <w:t>. University of Chicago Press.</w:t>
+        <w:t>, 1127–1138.</w:t>
       </w:r>
     </w:p>
     <w:p>
@@ -25647,40 +25223,6 @@
           <w:i w:val="0"/>
           <w:sz w:val="24"/>
         </w:rPr>
-        <w:t xml:space="preserve">Wilson, J. (2000). Volunteering. </w:t>
-      </w:r>
-      <w:r>
-        <w:rPr>
-          <w:rFonts w:ascii="Times New Roman" w:hAnsi="Times New Roman" w:cs="Times New Roman"/>
-          <w:b w:val="0"/>
-          <w:i/>
-          <w:sz w:val="24"/>
-        </w:rPr>
-        <w:t>Annual Review of Sociology, 26</w:t>
-      </w:r>
-      <w:r>
-        <w:rPr>
-          <w:rFonts w:ascii="Times New Roman" w:hAnsi="Times New Roman" w:cs="Times New Roman"/>
-          <w:b w:val="0"/>
-          <w:i w:val="0"/>
-          <w:sz w:val="24"/>
-        </w:rPr>
-        <w:t>, 215–240.</w:t>
-      </w:r>
-    </w:p>
-    <w:p>
-      <w:pPr>
-        <w:spacing w:before="0" w:after="0" w:lineRule="auto" w:line="480"/>
-        <w:ind w:left="720" w:hanging="720"/>
-        <w:jc w:val="left"/>
-      </w:pPr>
-      <w:r>
-        <w:rPr>
-          <w:rFonts w:ascii="Times New Roman" w:hAnsi="Times New Roman" w:cs="Times New Roman"/>
-          <w:b w:val="0"/>
-          <w:i w:val="0"/>
-          <w:sz w:val="24"/>
-        </w:rPr>
         <w:t xml:space="preserve">Wilson, J. (2012). Volunteerism research: A review essay. </w:t>
       </w:r>
       <w:r>
@@ -25734,40 +25276,6 @@
           <w:sz w:val="24"/>
         </w:rPr>
         <w:t>(3), 456–461.</w:t>
-      </w:r>
-    </w:p>
-    <w:p>
-      <w:pPr>
-        <w:spacing w:before="0" w:after="0" w:lineRule="auto" w:line="480"/>
-        <w:ind w:left="720" w:hanging="720"/>
-        <w:jc w:val="left"/>
-      </w:pPr>
-      <w:r>
-        <w:rPr>
-          <w:rFonts w:ascii="Times New Roman" w:hAnsi="Times New Roman" w:cs="Times New Roman"/>
-          <w:b w:val="0"/>
-          <w:i w:val="0"/>
-          <w:sz w:val="24"/>
-        </w:rPr>
-        <w:t xml:space="preserve">Zukin, C., Keeter, S., Andolina, M., Jenkins, K., &amp; Delli Carpini, M. X. (2006). </w:t>
-      </w:r>
-      <w:r>
-        <w:rPr>
-          <w:rFonts w:ascii="Times New Roman" w:hAnsi="Times New Roman" w:cs="Times New Roman"/>
-          <w:b w:val="0"/>
-          <w:i/>
-          <w:sz w:val="24"/>
-        </w:rPr>
-        <w:t>A new engagement? Political participation, civic life, and the changing American citizen</w:t>
-      </w:r>
-      <w:r>
-        <w:rPr>
-          <w:rFonts w:ascii="Times New Roman" w:hAnsi="Times New Roman" w:cs="Times New Roman"/>
-          <w:b w:val="0"/>
-          <w:i w:val="0"/>
-          <w:sz w:val="24"/>
-        </w:rPr>
-        <w:t>. Oxford University Press.</w:t>
       </w:r>
     </w:p>
     <w:sectPr>
